--- a/SD2.docx
+++ b/SD2.docx
@@ -84,13 +84,7 @@
         <w:rPr>
           <w:color w:val="000000"/>
         </w:rPr>
-        <w:t>2.1 Functional requirements</w:t>
-      </w:r>
-      <w:r>
-        <w:rPr>
-          <w:color w:val="000000"/>
-        </w:rPr>
-        <w:t>(new)</w:t>
+        <w:t>2.1 Functional requirements(new)</w:t>
       </w:r>
     </w:p>
     <w:p>
@@ -256,10 +250,7 @@
       </w:r>
       <w:proofErr w:type="gramStart"/>
       <w:r>
-        <w:t xml:space="preserve">. </w:t>
-      </w:r>
-      <w:r>
-        <w:t>.</w:t>
+        <w:t>. .</w:t>
       </w:r>
       <w:proofErr w:type="gramEnd"/>
       <w:r>
@@ -287,13 +278,7 @@
       </w:r>
       <w:proofErr w:type="gramEnd"/>
       <w:r>
-        <w:t xml:space="preserve">. The </w:t>
-      </w:r>
-      <w:r>
-        <w:t>admin</w:t>
-      </w:r>
-      <w:r>
-        <w:t xml:space="preserve"> must </w:t>
+        <w:t xml:space="preserve">. The admin must </w:t>
       </w:r>
       <w:proofErr w:type="spellStart"/>
       <w:r>
@@ -329,13 +314,124 @@
       </w:r>
       <w:proofErr w:type="spellEnd"/>
       <w:r>
-        <w:t xml:space="preserve"> by a </w:t>
-      </w:r>
-      <w:r>
-        <w:t>Notification Service</w:t>
-      </w:r>
-      <w:r>
-        <w:t>.</w:t>
+        <w:t xml:space="preserve"> by a Notification Service.</w:t>
+      </w:r>
+    </w:p>
+    <w:p>
+      <w:pPr>
+        <w:numPr>
+          <w:ilvl w:val="0"/>
+          <w:numId w:val="4"/>
+        </w:numPr>
+        <w:spacing w:after="240"/>
+        <w:rPr>
+          <w:lang w:val="en-US"/>
+        </w:rPr>
+      </w:pPr>
+      <w:r>
+        <w:rPr>
+          <w:lang w:val="en-US"/>
+        </w:rPr>
+        <w:lastRenderedPageBreak/>
+        <w:t>The system must evolve into a microservices architecture:</w:t>
+      </w:r>
+    </w:p>
+    <w:p>
+      <w:pPr>
+        <w:numPr>
+          <w:ilvl w:val="0"/>
+          <w:numId w:val="4"/>
+        </w:numPr>
+        <w:spacing w:after="240"/>
+        <w:rPr>
+          <w:lang w:val="en-US"/>
+        </w:rPr>
+      </w:pPr>
+      <w:r>
+        <w:rPr>
+          <w:lang w:val="en-US"/>
+        </w:rPr>
+        <w:t>each service will become an independent project with its own database</w:t>
+      </w:r>
+    </w:p>
+    <w:p>
+      <w:pPr>
+        <w:numPr>
+          <w:ilvl w:val="0"/>
+          <w:numId w:val="4"/>
+        </w:numPr>
+        <w:spacing w:after="240"/>
+        <w:rPr>
+          <w:lang w:val="en-US"/>
+        </w:rPr>
+      </w:pPr>
+      <w:r>
+        <w:rPr>
+          <w:lang w:val="en-US"/>
+        </w:rPr>
+        <w:t>•services will encapsulate a single responsibility</w:t>
+      </w:r>
+    </w:p>
+    <w:p>
+      <w:pPr>
+        <w:numPr>
+          <w:ilvl w:val="0"/>
+          <w:numId w:val="4"/>
+        </w:numPr>
+        <w:spacing w:after="240"/>
+        <w:rPr>
+          <w:lang w:val="en-US"/>
+        </w:rPr>
+      </w:pPr>
+      <w:r>
+        <w:rPr>
+          <w:lang w:val="en-US"/>
+        </w:rPr>
+        <w:t xml:space="preserve">•services communicate using synchronous </w:t>
+      </w:r>
+      <w:proofErr w:type="spellStart"/>
+      <w:r>
+        <w:rPr>
+          <w:lang w:val="en-US"/>
+        </w:rPr>
+        <w:t>gRPC</w:t>
+      </w:r>
+      <w:proofErr w:type="spellEnd"/>
+      <w:r>
+        <w:rPr>
+          <w:lang w:val="en-US"/>
+        </w:rPr>
+        <w:t xml:space="preserve"> messaging</w:t>
+      </w:r>
+    </w:p>
+    <w:p>
+      <w:pPr>
+        <w:numPr>
+          <w:ilvl w:val="0"/>
+          <w:numId w:val="4"/>
+        </w:numPr>
+        <w:spacing w:after="240"/>
+        <w:rPr>
+          <w:lang w:val="en-US"/>
+        </w:rPr>
+      </w:pPr>
+      <w:r>
+        <w:rPr>
+          <w:lang w:val="en-US"/>
+        </w:rPr>
+        <w:t>each service will follow a clear internal structure (controller layer, service layer, domain</w:t>
+      </w:r>
+      <w:r>
+        <w:rPr>
+          <w:lang w:val="en-US"/>
+        </w:rPr>
+        <w:t xml:space="preserve"> </w:t>
+      </w:r>
+      <w:r>
+        <w:rPr>
+          <w:lang w:val="en-US"/>
+        </w:rPr>
+        <w:t>layer, repository layer).</w:t>
       </w:r>
     </w:p>
     <w:p>
@@ -351,6 +447,7 @@
         <w:rPr>
           <w:noProof/>
         </w:rPr>
+        <w:lastRenderedPageBreak/>
         <w:drawing>
           <wp:inline distT="114300" distB="114300" distL="114300" distR="114300" wp14:anchorId="61599940" wp14:editId="455918AC">
             <wp:extent cx="5943600" cy="6604000"/>
@@ -406,25 +503,27 @@
       </w:pPr>
       <w:r>
         <w:rPr>
-          <w:noProof/>
+          <w:sz w:val="26"/>
+          <w:szCs w:val="26"/>
         </w:rPr>
         <w:lastRenderedPageBreak/>
         <w:drawing>
-          <wp:inline distT="114300" distB="114300" distL="114300" distR="114300" wp14:anchorId="061451F5" wp14:editId="5498E4D1">
-            <wp:extent cx="5943600" cy="3149600"/>
+          <wp:inline distT="0" distB="0" distL="0" distR="0" wp14:anchorId="7A36A531" wp14:editId="552FBB13">
+            <wp:extent cx="5943600" cy="3911600"/>
             <wp:effectExtent l="0" t="0" r="0" b="0"/>
-            <wp:docPr id="1" name="image4.png"/>
-            <wp:cNvGraphicFramePr/>
+            <wp:docPr id="84897547" name="Picture 1"/>
+            <wp:cNvGraphicFramePr>
+              <a:graphicFrameLocks xmlns:a="http://schemas.openxmlformats.org/drawingml/2006/main" noChangeAspect="1"/>
+            </wp:cNvGraphicFramePr>
             <a:graphic xmlns:a="http://schemas.openxmlformats.org/drawingml/2006/main">
               <a:graphicData uri="http://schemas.openxmlformats.org/drawingml/2006/picture">
                 <pic:pic xmlns:pic="http://schemas.openxmlformats.org/drawingml/2006/picture">
                   <pic:nvPicPr>
-                    <pic:cNvPr id="0" name="image4.png"/>
-                    <pic:cNvPicPr preferRelativeResize="0"/>
+                    <pic:cNvPr id="84897547" name=""/>
+                    <pic:cNvPicPr/>
                   </pic:nvPicPr>
                   <pic:blipFill>
                     <a:blip r:embed="rId6"/>
-                    <a:srcRect/>
                     <a:stretch>
                       <a:fillRect/>
                     </a:stretch>
@@ -432,12 +531,11 @@
                   <pic:spPr>
                     <a:xfrm>
                       <a:off x="0" y="0"/>
-                      <a:ext cx="5943600" cy="3149600"/>
+                      <a:ext cx="5943600" cy="3911600"/>
                     </a:xfrm>
                     <a:prstGeom prst="rect">
                       <a:avLst/>
                     </a:prstGeom>
-                    <a:ln/>
                   </pic:spPr>
                 </pic:pic>
               </a:graphicData>
@@ -448,59 +546,163 @@
     </w:p>
     <w:p>
       <w:pPr>
-        <w:pStyle w:val="Heading3"/>
-        <w:keepNext w:val="0"/>
-        <w:keepLines w:val="0"/>
-        <w:spacing w:before="280"/>
-        <w:ind w:left="720" w:hanging="360"/>
-        <w:rPr>
-          <w:color w:val="000000"/>
-          <w:sz w:val="26"/>
-          <w:szCs w:val="26"/>
+        <w:spacing w:before="240" w:after="240"/>
+        <w:rPr>
+          <w:rFonts w:eastAsiaTheme="majorEastAsia" w:cstheme="majorBidi"/>
+          <w:color w:val="000000"/>
+          <w:lang w:val="en-US"/>
         </w:rPr>
       </w:pPr>
       <w:bookmarkStart w:id="2" w:name="_xi0xygioi8i9" w:colFirst="0" w:colLast="0"/>
       <w:bookmarkEnd w:id="2"/>
       <w:r>
         <w:rPr>
-          <w:color w:val="000000"/>
-          <w:sz w:val="26"/>
-          <w:szCs w:val="26"/>
-        </w:rPr>
-        <w:t>1. Account Table</w:t>
+          <w:rFonts w:eastAsiaTheme="majorEastAsia" w:cstheme="majorBidi"/>
+          <w:color w:val="000000"/>
+          <w:lang w:val="en-US"/>
+        </w:rPr>
+        <w:t>1. Person Service</w:t>
       </w:r>
     </w:p>
     <w:p>
       <w:pPr>
         <w:numPr>
           <w:ilvl w:val="0"/>
-          <w:numId w:val="7"/>
-        </w:numPr>
-        <w:spacing w:before="240"/>
-      </w:pPr>
-      <w:r>
-        <w:t>Purpose: Stores user login credentials.</w:t>
+          <w:numId w:val="8"/>
+        </w:numPr>
+        <w:spacing w:before="240" w:after="240"/>
+        <w:rPr>
+          <w:rFonts w:eastAsiaTheme="majorEastAsia" w:cstheme="majorBidi"/>
+          <w:color w:val="000000"/>
+          <w:lang w:val="en-US"/>
+        </w:rPr>
+      </w:pPr>
+      <w:r>
+        <w:rPr>
+          <w:rFonts w:eastAsiaTheme="majorEastAsia" w:cstheme="majorBidi"/>
+          <w:color w:val="000000"/>
+          <w:lang w:val="en-US"/>
+        </w:rPr>
+        <w:t>Purpose: Stores user profiles and system roles. Completely isolated</w:t>
       </w:r>
     </w:p>
     <w:p>
       <w:pPr>
         <w:numPr>
           <w:ilvl w:val="0"/>
-          <w:numId w:val="7"/>
-        </w:numPr>
-      </w:pPr>
-      <w:r>
-        <w:t>Attributes:</w:t>
+          <w:numId w:val="8"/>
+        </w:numPr>
+        <w:spacing w:before="240" w:after="240"/>
+        <w:rPr>
+          <w:rFonts w:eastAsiaTheme="majorEastAsia" w:cstheme="majorBidi"/>
+          <w:color w:val="000000"/>
+          <w:lang w:val="en-US"/>
+        </w:rPr>
+      </w:pPr>
+      <w:r>
+        <w:rPr>
+          <w:rFonts w:eastAsiaTheme="majorEastAsia" w:cstheme="majorBidi"/>
+          <w:color w:val="000000"/>
+          <w:lang w:val="en-US"/>
+        </w:rPr>
+        <w:t xml:space="preserve">Communication: Zero outgoing </w:t>
+      </w:r>
+      <w:proofErr w:type="spellStart"/>
+      <w:proofErr w:type="gramStart"/>
+      <w:r>
+        <w:rPr>
+          <w:rFonts w:eastAsiaTheme="majorEastAsia" w:cstheme="majorBidi"/>
+          <w:color w:val="000000"/>
+          <w:lang w:val="en-US"/>
+        </w:rPr>
+        <w:t>dependencies</w:t>
+      </w:r>
+      <w:r>
+        <w:rPr>
+          <w:rFonts w:eastAsiaTheme="majorEastAsia" w:cstheme="majorBidi"/>
+          <w:color w:val="000000"/>
+          <w:lang w:val="en-US"/>
+        </w:rPr>
+        <w:t>.</w:t>
+      </w:r>
+      <w:r>
+        <w:rPr>
+          <w:rFonts w:eastAsiaTheme="majorEastAsia" w:cstheme="majorBidi"/>
+          <w:color w:val="000000"/>
+          <w:lang w:val="en-US"/>
+        </w:rPr>
+        <w:t>It</w:t>
+      </w:r>
+      <w:proofErr w:type="spellEnd"/>
+      <w:proofErr w:type="gramEnd"/>
+      <w:r>
+        <w:rPr>
+          <w:rFonts w:eastAsiaTheme="majorEastAsia" w:cstheme="majorBidi"/>
+          <w:color w:val="000000"/>
+          <w:lang w:val="en-US"/>
+        </w:rPr>
+        <w:t xml:space="preserve"> only responds to incoming requests (like </w:t>
+      </w:r>
+      <w:proofErr w:type="spellStart"/>
+      <w:r>
+        <w:rPr>
+          <w:rFonts w:eastAsiaTheme="majorEastAsia" w:cstheme="majorBidi"/>
+          <w:color w:val="000000"/>
+          <w:lang w:val="en-US"/>
+        </w:rPr>
+        <w:t>GetPersonById</w:t>
+      </w:r>
+      <w:proofErr w:type="spellEnd"/>
+      <w:r>
+        <w:rPr>
+          <w:rFonts w:eastAsiaTheme="majorEastAsia" w:cstheme="majorBidi"/>
+          <w:color w:val="000000"/>
+          <w:lang w:val="en-US"/>
+        </w:rPr>
+        <w:t>).</w:t>
+      </w:r>
+    </w:p>
+    <w:p>
+      <w:pPr>
+        <w:numPr>
+          <w:ilvl w:val="0"/>
+          <w:numId w:val="8"/>
+        </w:numPr>
+        <w:spacing w:before="240" w:after="240"/>
+        <w:rPr>
+          <w:rFonts w:eastAsiaTheme="majorEastAsia" w:cstheme="majorBidi"/>
+          <w:color w:val="000000"/>
+          <w:lang w:val="en-US"/>
+        </w:rPr>
+      </w:pPr>
+      <w:r>
+        <w:rPr>
+          <w:rFonts w:eastAsiaTheme="majorEastAsia" w:cstheme="majorBidi"/>
+          <w:color w:val="000000"/>
+          <w:lang w:val="en-US"/>
+        </w:rPr>
+        <w:t>Database Attributes:</w:t>
       </w:r>
     </w:p>
     <w:p>
       <w:pPr>
         <w:numPr>
           <w:ilvl w:val="1"/>
-          <w:numId w:val="7"/>
-        </w:numPr>
-      </w:pPr>
-      <w:r>
+          <w:numId w:val="8"/>
+        </w:numPr>
+        <w:spacing w:before="240" w:after="240"/>
+        <w:rPr>
+          <w:rFonts w:eastAsiaTheme="majorEastAsia" w:cstheme="majorBidi"/>
+          <w:color w:val="000000"/>
+          <w:lang w:val="en-US"/>
+        </w:rPr>
+      </w:pPr>
+      <w:r>
+        <w:rPr>
+          <w:rFonts w:eastAsiaTheme="majorEastAsia" w:cstheme="majorBidi"/>
+          <w:color w:val="000000"/>
+          <w:lang w:val="en-US"/>
+        </w:rPr>
         <w:t>Id: Primary Key.</w:t>
       </w:r>
     </w:p>
@@ -508,10 +710,268 @@
       <w:pPr>
         <w:numPr>
           <w:ilvl w:val="1"/>
-          <w:numId w:val="7"/>
-        </w:numPr>
-      </w:pPr>
-      <w:r>
+          <w:numId w:val="8"/>
+        </w:numPr>
+        <w:spacing w:before="240" w:after="240"/>
+        <w:rPr>
+          <w:rFonts w:eastAsiaTheme="majorEastAsia" w:cstheme="majorBidi"/>
+          <w:color w:val="000000"/>
+          <w:lang w:val="en-US"/>
+        </w:rPr>
+      </w:pPr>
+      <w:r>
+        <w:rPr>
+          <w:rFonts w:eastAsiaTheme="majorEastAsia" w:cstheme="majorBidi"/>
+          <w:color w:val="000000"/>
+          <w:lang w:val="en-US"/>
+        </w:rPr>
+        <w:t>Role: Enum (Patient, Doctor, Admin).</w:t>
+      </w:r>
+    </w:p>
+    <w:p>
+      <w:pPr>
+        <w:numPr>
+          <w:ilvl w:val="1"/>
+          <w:numId w:val="8"/>
+        </w:numPr>
+        <w:spacing w:before="240" w:after="240"/>
+        <w:rPr>
+          <w:rFonts w:eastAsiaTheme="majorEastAsia" w:cstheme="majorBidi"/>
+          <w:color w:val="000000"/>
+          <w:lang w:val="en-US"/>
+        </w:rPr>
+      </w:pPr>
+      <w:r>
+        <w:rPr>
+          <w:rFonts w:eastAsiaTheme="majorEastAsia" w:cstheme="majorBidi"/>
+          <w:color w:val="000000"/>
+          <w:lang w:val="en-US"/>
+        </w:rPr>
+        <w:t>Email: String.</w:t>
+      </w:r>
+    </w:p>
+    <w:p>
+      <w:pPr>
+        <w:numPr>
+          <w:ilvl w:val="1"/>
+          <w:numId w:val="8"/>
+        </w:numPr>
+        <w:spacing w:before="240" w:after="240"/>
+        <w:rPr>
+          <w:rFonts w:eastAsiaTheme="majorEastAsia" w:cstheme="majorBidi"/>
+          <w:color w:val="000000"/>
+          <w:lang w:val="en-US"/>
+        </w:rPr>
+      </w:pPr>
+      <w:r>
+        <w:rPr>
+          <w:rFonts w:eastAsiaTheme="majorEastAsia" w:cstheme="majorBidi"/>
+          <w:color w:val="000000"/>
+          <w:lang w:val="en-US"/>
+        </w:rPr>
+        <w:t>Specialty: String (Populated if Role is Doctor).</w:t>
+      </w:r>
+    </w:p>
+    <w:p>
+      <w:pPr>
+        <w:spacing w:before="240" w:after="240"/>
+        <w:rPr>
+          <w:rFonts w:eastAsiaTheme="majorEastAsia" w:cstheme="majorBidi"/>
+          <w:color w:val="000000"/>
+          <w:lang w:val="en-US"/>
+        </w:rPr>
+      </w:pPr>
+      <w:r>
+        <w:rPr>
+          <w:rFonts w:eastAsiaTheme="majorEastAsia" w:cstheme="majorBidi"/>
+          <w:color w:val="000000"/>
+          <w:lang w:val="en-US"/>
+        </w:rPr>
+        <w:t>2. Account Service</w:t>
+      </w:r>
+    </w:p>
+    <w:p>
+      <w:pPr>
+        <w:numPr>
+          <w:ilvl w:val="0"/>
+          <w:numId w:val="9"/>
+        </w:numPr>
+        <w:spacing w:before="240" w:after="240"/>
+        <w:rPr>
+          <w:rFonts w:eastAsiaTheme="majorEastAsia" w:cstheme="majorBidi"/>
+          <w:color w:val="000000"/>
+          <w:lang w:val="en-US"/>
+        </w:rPr>
+      </w:pPr>
+      <w:r>
+        <w:rPr>
+          <w:rFonts w:eastAsiaTheme="majorEastAsia" w:cstheme="majorBidi"/>
+          <w:color w:val="000000"/>
+          <w:lang w:val="en-US"/>
+        </w:rPr>
+        <w:t>Purpose: Handles user login credentials and links a username to a person.</w:t>
+      </w:r>
+    </w:p>
+    <w:p>
+      <w:pPr>
+        <w:numPr>
+          <w:ilvl w:val="0"/>
+          <w:numId w:val="9"/>
+        </w:numPr>
+        <w:spacing w:before="240" w:after="240"/>
+        <w:rPr>
+          <w:rFonts w:eastAsiaTheme="majorEastAsia" w:cstheme="majorBidi"/>
+          <w:color w:val="000000"/>
+          <w:lang w:val="en-US"/>
+        </w:rPr>
+      </w:pPr>
+      <w:r>
+        <w:rPr>
+          <w:rFonts w:eastAsiaTheme="majorEastAsia" w:cstheme="majorBidi"/>
+          <w:color w:val="000000"/>
+          <w:lang w:val="en-US"/>
+        </w:rPr>
+        <w:t xml:space="preserve">Communication: Depends on Person Service. When an Account is requested, it uses </w:t>
+      </w:r>
+      <w:proofErr w:type="spellStart"/>
+      <w:r>
+        <w:rPr>
+          <w:rFonts w:eastAsiaTheme="majorEastAsia" w:cstheme="majorBidi"/>
+          <w:color w:val="000000"/>
+          <w:lang w:val="en-US"/>
+        </w:rPr>
+        <w:t>GetPersonById</w:t>
+      </w:r>
+      <w:proofErr w:type="spellEnd"/>
+      <w:r>
+        <w:rPr>
+          <w:rFonts w:eastAsiaTheme="majorEastAsia" w:cstheme="majorBidi"/>
+          <w:color w:val="000000"/>
+          <w:lang w:val="en-US"/>
+        </w:rPr>
+        <w:t xml:space="preserve"> to </w:t>
+      </w:r>
+      <w:r>
+        <w:rPr>
+          <w:rFonts w:eastAsiaTheme="majorEastAsia" w:cstheme="majorBidi"/>
+          <w:color w:val="000000"/>
+          <w:lang w:val="en-US"/>
+        </w:rPr>
+        <w:t>get</w:t>
+      </w:r>
+      <w:r>
+        <w:rPr>
+          <w:rFonts w:eastAsiaTheme="majorEastAsia" w:cstheme="majorBidi"/>
+          <w:color w:val="000000"/>
+          <w:lang w:val="en-US"/>
+        </w:rPr>
+        <w:t xml:space="preserve"> the </w:t>
+      </w:r>
+      <w:r>
+        <w:rPr>
+          <w:rFonts w:eastAsiaTheme="majorEastAsia" w:cstheme="majorBidi"/>
+          <w:color w:val="000000"/>
+          <w:lang w:val="en-US"/>
+        </w:rPr>
+        <w:t>person information.</w:t>
+      </w:r>
+    </w:p>
+    <w:p>
+      <w:pPr>
+        <w:numPr>
+          <w:ilvl w:val="0"/>
+          <w:numId w:val="9"/>
+        </w:numPr>
+        <w:spacing w:before="240" w:after="240"/>
+        <w:rPr>
+          <w:rFonts w:eastAsiaTheme="majorEastAsia" w:cstheme="majorBidi"/>
+          <w:color w:val="000000"/>
+          <w:lang w:val="en-US"/>
+        </w:rPr>
+      </w:pPr>
+      <w:r>
+        <w:rPr>
+          <w:rFonts w:eastAsiaTheme="majorEastAsia" w:cstheme="majorBidi"/>
+          <w:color w:val="000000"/>
+          <w:lang w:val="en-US"/>
+        </w:rPr>
+        <w:lastRenderedPageBreak/>
+        <w:t>Database Attributes:</w:t>
+      </w:r>
+    </w:p>
+    <w:p>
+      <w:pPr>
+        <w:numPr>
+          <w:ilvl w:val="1"/>
+          <w:numId w:val="9"/>
+        </w:numPr>
+        <w:spacing w:before="240" w:after="240"/>
+        <w:rPr>
+          <w:rFonts w:eastAsiaTheme="majorEastAsia" w:cstheme="majorBidi"/>
+          <w:color w:val="000000"/>
+          <w:lang w:val="en-US"/>
+        </w:rPr>
+      </w:pPr>
+      <w:r>
+        <w:rPr>
+          <w:rFonts w:eastAsiaTheme="majorEastAsia" w:cstheme="majorBidi"/>
+          <w:color w:val="000000"/>
+          <w:lang w:val="en-US"/>
+        </w:rPr>
+        <w:t>Id: Primary Key.</w:t>
+      </w:r>
+    </w:p>
+    <w:p>
+      <w:pPr>
+        <w:numPr>
+          <w:ilvl w:val="1"/>
+          <w:numId w:val="9"/>
+        </w:numPr>
+        <w:spacing w:before="240" w:after="240"/>
+        <w:rPr>
+          <w:rFonts w:eastAsiaTheme="majorEastAsia" w:cstheme="majorBidi"/>
+          <w:color w:val="000000"/>
+          <w:lang w:val="en-US"/>
+        </w:rPr>
+      </w:pPr>
+      <w:proofErr w:type="spellStart"/>
+      <w:r>
+        <w:rPr>
+          <w:rFonts w:eastAsiaTheme="majorEastAsia" w:cstheme="majorBidi"/>
+          <w:color w:val="000000"/>
+          <w:lang w:val="en-US"/>
+        </w:rPr>
+        <w:t>PersonId</w:t>
+      </w:r>
+      <w:proofErr w:type="spellEnd"/>
+      <w:r>
+        <w:rPr>
+          <w:rFonts w:eastAsiaTheme="majorEastAsia" w:cstheme="majorBidi"/>
+          <w:color w:val="000000"/>
+          <w:lang w:val="en-US"/>
+        </w:rPr>
+        <w:t>: Foreign Key (Maps to an ID in the Person Service).</w:t>
+      </w:r>
+    </w:p>
+    <w:p>
+      <w:pPr>
+        <w:numPr>
+          <w:ilvl w:val="1"/>
+          <w:numId w:val="9"/>
+        </w:numPr>
+        <w:spacing w:before="240" w:after="240"/>
+        <w:rPr>
+          <w:rFonts w:eastAsiaTheme="majorEastAsia" w:cstheme="majorBidi"/>
+          <w:color w:val="000000"/>
+          <w:lang w:val="en-US"/>
+        </w:rPr>
+      </w:pPr>
+      <w:r>
+        <w:rPr>
+          <w:rFonts w:eastAsiaTheme="majorEastAsia" w:cstheme="majorBidi"/>
+          <w:color w:val="000000"/>
+          <w:lang w:val="en-US"/>
+        </w:rPr>
         <w:t>Username: String.</w:t>
       </w:r>
     </w:p>
@@ -519,99 +979,153 @@
       <w:pPr>
         <w:numPr>
           <w:ilvl w:val="1"/>
-          <w:numId w:val="7"/>
-        </w:numPr>
-      </w:pPr>
-      <w:r>
-        <w:t>Password: String</w:t>
+          <w:numId w:val="9"/>
+        </w:numPr>
+        <w:spacing w:before="240" w:after="240"/>
+        <w:rPr>
+          <w:rFonts w:eastAsiaTheme="majorEastAsia" w:cstheme="majorBidi"/>
+          <w:color w:val="000000"/>
+          <w:lang w:val="en-US"/>
+        </w:rPr>
+      </w:pPr>
+      <w:r>
+        <w:rPr>
+          <w:rFonts w:eastAsiaTheme="majorEastAsia" w:cstheme="majorBidi"/>
+          <w:color w:val="000000"/>
+          <w:lang w:val="en-US"/>
+        </w:rPr>
+        <w:t>Password: String.</w:t>
+      </w:r>
+    </w:p>
+    <w:p>
+      <w:pPr>
+        <w:spacing w:before="240" w:after="240"/>
+        <w:rPr>
+          <w:rFonts w:eastAsiaTheme="majorEastAsia" w:cstheme="majorBidi"/>
+          <w:color w:val="000000"/>
+          <w:lang w:val="en-US"/>
+        </w:rPr>
+      </w:pPr>
+      <w:r>
+        <w:rPr>
+          <w:rFonts w:eastAsiaTheme="majorEastAsia" w:cstheme="majorBidi"/>
+          <w:color w:val="000000"/>
+          <w:lang w:val="en-US"/>
+        </w:rPr>
+        <w:t xml:space="preserve">3. Checkup Service </w:t>
       </w:r>
     </w:p>
     <w:p>
       <w:pPr>
         <w:numPr>
           <w:ilvl w:val="0"/>
-          <w:numId w:val="7"/>
-        </w:numPr>
-        <w:spacing w:after="240"/>
-      </w:pPr>
-      <w:r>
-        <w:t xml:space="preserve">Relationships: One-to-one with the Person table (via </w:t>
+          <w:numId w:val="10"/>
+        </w:numPr>
+        <w:spacing w:before="240" w:after="240"/>
+        <w:rPr>
+          <w:rFonts w:eastAsiaTheme="majorEastAsia" w:cstheme="majorBidi"/>
+          <w:color w:val="000000"/>
+          <w:lang w:val="en-US"/>
+        </w:rPr>
+      </w:pPr>
+      <w:r>
+        <w:rPr>
+          <w:rFonts w:eastAsiaTheme="majorEastAsia" w:cstheme="majorBidi"/>
+          <w:color w:val="000000"/>
+          <w:lang w:val="en-US"/>
+        </w:rPr>
+        <w:t>Purpose: Records scheduled medical appointments.</w:t>
+      </w:r>
+    </w:p>
+    <w:p>
+      <w:pPr>
+        <w:numPr>
+          <w:ilvl w:val="0"/>
+          <w:numId w:val="10"/>
+        </w:numPr>
+        <w:spacing w:before="240" w:after="240"/>
+        <w:rPr>
+          <w:rFonts w:eastAsiaTheme="majorEastAsia" w:cstheme="majorBidi"/>
+          <w:color w:val="000000"/>
+          <w:lang w:val="en-US"/>
+        </w:rPr>
+      </w:pPr>
+      <w:r>
+        <w:rPr>
+          <w:rFonts w:eastAsiaTheme="majorEastAsia" w:cstheme="majorBidi"/>
+          <w:color w:val="000000"/>
+          <w:lang w:val="en-US"/>
+        </w:rPr>
+        <w:t xml:space="preserve">Communication: Depends on Account Service. To display a full appointment, it uses </w:t>
       </w:r>
       <w:proofErr w:type="spellStart"/>
       <w:r>
-        <w:t>personId</w:t>
+        <w:rPr>
+          <w:rFonts w:eastAsiaTheme="majorEastAsia" w:cstheme="majorBidi"/>
+          <w:color w:val="000000"/>
+          <w:lang w:val="en-US"/>
+        </w:rPr>
+        <w:t>GetAccountById</w:t>
       </w:r>
       <w:proofErr w:type="spellEnd"/>
       <w:r>
-        <w:t xml:space="preserve"> Foreign Key).</w:t>
-      </w:r>
-    </w:p>
-    <w:p>
-      <w:pPr>
+        <w:rPr>
+          <w:rFonts w:eastAsiaTheme="majorEastAsia" w:cstheme="majorBidi"/>
+          <w:color w:val="000000"/>
+          <w:lang w:val="en-US"/>
+        </w:rPr>
+        <w:t xml:space="preserve"> to fetch the Doctor and Patient accounts</w:t>
+      </w:r>
+      <w:r>
+        <w:rPr>
+          <w:rFonts w:eastAsiaTheme="majorEastAsia" w:cstheme="majorBidi"/>
+          <w:color w:val="000000"/>
+          <w:lang w:val="en-US"/>
+        </w:rPr>
+        <w:t>.</w:t>
+      </w:r>
+    </w:p>
+    <w:p>
+      <w:pPr>
+        <w:numPr>
+          <w:ilvl w:val="0"/>
+          <w:numId w:val="10"/>
+        </w:numPr>
         <w:spacing w:before="240" w:after="240"/>
-        <w:ind w:left="720" w:hanging="360"/>
-      </w:pPr>
-      <w:r>
-        <w:pict w14:anchorId="20BA83D6">
-          <v:rect id="_x0000_i1025" style="width:0;height:1.5pt" o:hralign="center" o:hrstd="t" o:hr="t" fillcolor="#a0a0a0" stroked="f"/>
-        </w:pict>
-      </w:r>
-    </w:p>
-    <w:p>
-      <w:pPr>
-        <w:pStyle w:val="Heading3"/>
-        <w:keepNext w:val="0"/>
-        <w:keepLines w:val="0"/>
-        <w:spacing w:before="280"/>
-        <w:ind w:left="720" w:hanging="360"/>
-        <w:rPr>
-          <w:color w:val="000000"/>
-          <w:sz w:val="26"/>
-          <w:szCs w:val="26"/>
-        </w:rPr>
-      </w:pPr>
-      <w:bookmarkStart w:id="3" w:name="_dylzxhpjbmk6" w:colFirst="0" w:colLast="0"/>
-      <w:bookmarkEnd w:id="3"/>
-      <w:r>
-        <w:rPr>
-          <w:color w:val="000000"/>
-          <w:sz w:val="26"/>
-          <w:szCs w:val="26"/>
-        </w:rPr>
-        <w:t>2. Person Table</w:t>
-      </w:r>
-    </w:p>
-    <w:p>
-      <w:pPr>
-        <w:numPr>
-          <w:ilvl w:val="0"/>
-          <w:numId w:val="5"/>
-        </w:numPr>
-        <w:spacing w:before="240"/>
-      </w:pPr>
-      <w:r>
-        <w:t>Purpose: Stores user profiles and system roles.</w:t>
-      </w:r>
-    </w:p>
-    <w:p>
-      <w:pPr>
-        <w:numPr>
-          <w:ilvl w:val="0"/>
-          <w:numId w:val="5"/>
-        </w:numPr>
-      </w:pPr>
-      <w:r>
-        <w:t>Attributes:</w:t>
+        <w:rPr>
+          <w:rFonts w:eastAsiaTheme="majorEastAsia" w:cstheme="majorBidi"/>
+          <w:color w:val="000000"/>
+          <w:lang w:val="en-US"/>
+        </w:rPr>
+      </w:pPr>
+      <w:r>
+        <w:rPr>
+          <w:rFonts w:eastAsiaTheme="majorEastAsia" w:cstheme="majorBidi"/>
+          <w:color w:val="000000"/>
+          <w:lang w:val="en-US"/>
+        </w:rPr>
+        <w:t>Database Attributes:</w:t>
       </w:r>
     </w:p>
     <w:p>
       <w:pPr>
         <w:numPr>
           <w:ilvl w:val="1"/>
-          <w:numId w:val="5"/>
-        </w:numPr>
-      </w:pPr>
-      <w:r>
+          <w:numId w:val="10"/>
+        </w:numPr>
+        <w:spacing w:before="240" w:after="240"/>
+        <w:rPr>
+          <w:rFonts w:eastAsiaTheme="majorEastAsia" w:cstheme="majorBidi"/>
+          <w:color w:val="000000"/>
+          <w:lang w:val="en-US"/>
+        </w:rPr>
+      </w:pPr>
+      <w:r>
+        <w:rPr>
+          <w:rFonts w:eastAsiaTheme="majorEastAsia" w:cstheme="majorBidi"/>
+          <w:color w:val="000000"/>
+          <w:lang w:val="en-US"/>
+        </w:rPr>
         <w:t>Id: Primary Key.</w:t>
       </w:r>
     </w:p>
@@ -619,225 +1133,199 @@
       <w:pPr>
         <w:numPr>
           <w:ilvl w:val="1"/>
-          <w:numId w:val="5"/>
-        </w:numPr>
-      </w:pPr>
-      <w:r>
-        <w:t>Role: Enum (Patient, Doctor, Admin).</w:t>
+          <w:numId w:val="10"/>
+        </w:numPr>
+        <w:spacing w:before="240" w:after="240"/>
+        <w:rPr>
+          <w:rFonts w:eastAsiaTheme="majorEastAsia" w:cstheme="majorBidi"/>
+          <w:color w:val="000000"/>
+          <w:lang w:val="en-US"/>
+        </w:rPr>
+      </w:pPr>
+      <w:proofErr w:type="spellStart"/>
+      <w:r>
+        <w:rPr>
+          <w:rFonts w:eastAsiaTheme="majorEastAsia" w:cstheme="majorBidi"/>
+          <w:color w:val="000000"/>
+          <w:lang w:val="en-US"/>
+        </w:rPr>
+        <w:t>DoctorId</w:t>
+      </w:r>
+      <w:proofErr w:type="spellEnd"/>
+      <w:r>
+        <w:rPr>
+          <w:rFonts w:eastAsiaTheme="majorEastAsia" w:cstheme="majorBidi"/>
+          <w:color w:val="000000"/>
+          <w:lang w:val="en-US"/>
+        </w:rPr>
+        <w:t xml:space="preserve">: Foreign Key (Maps to an </w:t>
+      </w:r>
+      <w:proofErr w:type="spellStart"/>
+      <w:r>
+        <w:rPr>
+          <w:rFonts w:eastAsiaTheme="majorEastAsia" w:cstheme="majorBidi"/>
+          <w:color w:val="000000"/>
+          <w:lang w:val="en-US"/>
+        </w:rPr>
+        <w:t>AccountId</w:t>
+      </w:r>
+      <w:proofErr w:type="spellEnd"/>
+      <w:r>
+        <w:rPr>
+          <w:rFonts w:eastAsiaTheme="majorEastAsia" w:cstheme="majorBidi"/>
+          <w:color w:val="000000"/>
+          <w:lang w:val="en-US"/>
+        </w:rPr>
+        <w:t>).</w:t>
       </w:r>
     </w:p>
     <w:p>
       <w:pPr>
         <w:numPr>
           <w:ilvl w:val="1"/>
-          <w:numId w:val="5"/>
-        </w:numPr>
-      </w:pPr>
-      <w:r>
-        <w:t>Email: String.</w:t>
+          <w:numId w:val="10"/>
+        </w:numPr>
+        <w:spacing w:before="240" w:after="240"/>
+        <w:rPr>
+          <w:rFonts w:eastAsiaTheme="majorEastAsia" w:cstheme="majorBidi"/>
+          <w:color w:val="000000"/>
+          <w:lang w:val="en-US"/>
+        </w:rPr>
+      </w:pPr>
+      <w:proofErr w:type="spellStart"/>
+      <w:r>
+        <w:rPr>
+          <w:rFonts w:eastAsiaTheme="majorEastAsia" w:cstheme="majorBidi"/>
+          <w:color w:val="000000"/>
+          <w:lang w:val="en-US"/>
+        </w:rPr>
+        <w:t>PatientId</w:t>
+      </w:r>
+      <w:proofErr w:type="spellEnd"/>
+      <w:r>
+        <w:rPr>
+          <w:rFonts w:eastAsiaTheme="majorEastAsia" w:cstheme="majorBidi"/>
+          <w:color w:val="000000"/>
+          <w:lang w:val="en-US"/>
+        </w:rPr>
+        <w:t xml:space="preserve">: Foreign Key (Maps to an </w:t>
+      </w:r>
+      <w:proofErr w:type="spellStart"/>
+      <w:r>
+        <w:rPr>
+          <w:rFonts w:eastAsiaTheme="majorEastAsia" w:cstheme="majorBidi"/>
+          <w:color w:val="000000"/>
+          <w:lang w:val="en-US"/>
+        </w:rPr>
+        <w:t>AccountId</w:t>
+      </w:r>
+      <w:proofErr w:type="spellEnd"/>
+      <w:r>
+        <w:rPr>
+          <w:rFonts w:eastAsiaTheme="majorEastAsia" w:cstheme="majorBidi"/>
+          <w:color w:val="000000"/>
+          <w:lang w:val="en-US"/>
+        </w:rPr>
+        <w:t>).</w:t>
       </w:r>
     </w:p>
     <w:p>
       <w:pPr>
         <w:numPr>
           <w:ilvl w:val="1"/>
-          <w:numId w:val="5"/>
-        </w:numPr>
-      </w:pPr>
-      <w:r>
-        <w:t xml:space="preserve">Specialty: String (Populated </w:t>
-      </w:r>
-      <w:r>
-        <w:rPr>
-          <w:i/>
-          <w:iCs/>
-        </w:rPr>
-        <w:t>only</w:t>
-      </w:r>
-      <w:r>
-        <w:t xml:space="preserve"> if Role is Doctor).</w:t>
-      </w:r>
-    </w:p>
-    <w:p>
-      <w:pPr>
-        <w:numPr>
-          <w:ilvl w:val="0"/>
-          <w:numId w:val="5"/>
-        </w:numPr>
-      </w:pPr>
-      <w:r>
-        <w:t>Relationships: * One-to-one with the Account table.</w:t>
+          <w:numId w:val="10"/>
+        </w:numPr>
+        <w:spacing w:before="240" w:after="240"/>
+        <w:rPr>
+          <w:rFonts w:eastAsiaTheme="majorEastAsia" w:cstheme="majorBidi"/>
+          <w:color w:val="000000"/>
+          <w:lang w:val="en-US"/>
+        </w:rPr>
+      </w:pPr>
+      <w:proofErr w:type="spellStart"/>
+      <w:r>
+        <w:rPr>
+          <w:rFonts w:eastAsiaTheme="majorEastAsia" w:cstheme="majorBidi"/>
+          <w:color w:val="000000"/>
+          <w:lang w:val="en-US"/>
+        </w:rPr>
+        <w:t>AppointmentDate</w:t>
+      </w:r>
+      <w:proofErr w:type="spellEnd"/>
+      <w:r>
+        <w:rPr>
+          <w:rFonts w:eastAsiaTheme="majorEastAsia" w:cstheme="majorBidi"/>
+          <w:color w:val="000000"/>
+          <w:lang w:val="en-US"/>
+        </w:rPr>
+        <w:t xml:space="preserve">: </w:t>
+      </w:r>
+      <w:proofErr w:type="spellStart"/>
+      <w:r>
+        <w:rPr>
+          <w:rFonts w:eastAsiaTheme="majorEastAsia" w:cstheme="majorBidi"/>
+          <w:color w:val="000000"/>
+          <w:lang w:val="en-US"/>
+        </w:rPr>
+        <w:t>DateTime</w:t>
+      </w:r>
+      <w:proofErr w:type="spellEnd"/>
+      <w:r>
+        <w:rPr>
+          <w:rFonts w:eastAsiaTheme="majorEastAsia" w:cstheme="majorBidi"/>
+          <w:color w:val="000000"/>
+          <w:lang w:val="en-US"/>
+        </w:rPr>
+        <w:t>.</w:t>
       </w:r>
     </w:p>
     <w:p>
       <w:pPr>
         <w:numPr>
           <w:ilvl w:val="1"/>
-          <w:numId w:val="5"/>
-        </w:numPr>
-        <w:spacing w:after="240"/>
-      </w:pPr>
-      <w:r>
-        <w:t>One-to-many with the Doctor Checkup table (a person can have multiple checkups as a doctor or patient).</w:t>
-      </w:r>
-    </w:p>
-    <w:p>
-      <w:pPr>
+          <w:numId w:val="10"/>
+        </w:numPr>
         <w:spacing w:before="240" w:after="240"/>
-        <w:ind w:left="720" w:hanging="360"/>
-      </w:pPr>
-      <w:r>
-        <w:pict w14:anchorId="2E607AF1">
-          <v:rect id="_x0000_i1026" style="width:0;height:1.5pt" o:hralign="center" o:hrstd="t" o:hr="t" fillcolor="#a0a0a0" stroked="f"/>
-        </w:pict>
-      </w:r>
-    </w:p>
-    <w:p>
-      <w:pPr>
-        <w:pStyle w:val="Heading3"/>
-        <w:keepNext w:val="0"/>
-        <w:keepLines w:val="0"/>
-        <w:spacing w:before="280"/>
-        <w:ind w:left="720" w:hanging="360"/>
-        <w:rPr>
-          <w:color w:val="000000"/>
-          <w:sz w:val="26"/>
-          <w:szCs w:val="26"/>
-        </w:rPr>
-      </w:pPr>
-      <w:bookmarkStart w:id="4" w:name="_7fb19yasxq0" w:colFirst="0" w:colLast="0"/>
-      <w:bookmarkEnd w:id="4"/>
-      <w:r>
-        <w:rPr>
-          <w:color w:val="000000"/>
-          <w:sz w:val="26"/>
-          <w:szCs w:val="26"/>
-        </w:rPr>
-        <w:t>3. Doctor Checkup Table</w:t>
-      </w:r>
-    </w:p>
-    <w:p>
-      <w:pPr>
-        <w:numPr>
-          <w:ilvl w:val="0"/>
-          <w:numId w:val="1"/>
-        </w:numPr>
-        <w:spacing w:before="240"/>
-      </w:pPr>
-      <w:r>
+        <w:rPr>
+          <w:rFonts w:eastAsiaTheme="majorEastAsia" w:cstheme="majorBidi"/>
+          <w:color w:val="000000"/>
+          <w:lang w:val="en-US"/>
+        </w:rPr>
+      </w:pPr>
+      <w:r>
+        <w:rPr>
+          <w:rFonts w:eastAsiaTheme="majorEastAsia" w:cstheme="majorBidi"/>
+          <w:color w:val="000000"/>
+          <w:lang w:val="en-US"/>
+        </w:rPr>
+        <w:t>Description: String.</w:t>
+      </w:r>
+    </w:p>
+    <w:p>
+      <w:pPr>
+        <w:spacing w:before="240" w:after="240"/>
+      </w:pPr>
+      <w:r>
+        <w:t>3.3 Sequence diagram:</w:t>
+      </w:r>
+    </w:p>
+    <w:p>
+      <w:pPr>
+        <w:spacing w:before="240" w:after="240"/>
+      </w:pPr>
+      <w:r>
+        <w:t>View, update, and Delete Doctor checkups. Doctors can operate of their checkups and admins on all. Patients can just view them.</w:t>
+      </w:r>
+    </w:p>
+    <w:p>
+      <w:pPr>
+        <w:spacing w:before="240" w:after="240"/>
+      </w:pPr>
+      <w:r>
+        <w:rPr>
+          <w:noProof/>
+        </w:rPr>
         <w:lastRenderedPageBreak/>
-        <w:t>Purpose: Records scheduled medical appointments.</w:t>
-      </w:r>
-    </w:p>
-    <w:p>
-      <w:pPr>
-        <w:numPr>
-          <w:ilvl w:val="0"/>
-          <w:numId w:val="1"/>
-        </w:numPr>
-      </w:pPr>
-      <w:r>
-        <w:t>Attributes:</w:t>
-      </w:r>
-    </w:p>
-    <w:p>
-      <w:pPr>
-        <w:numPr>
-          <w:ilvl w:val="1"/>
-          <w:numId w:val="1"/>
-        </w:numPr>
-      </w:pPr>
-      <w:r>
-        <w:t>Id: Primary Key.</w:t>
-      </w:r>
-    </w:p>
-    <w:p>
-      <w:pPr>
-        <w:numPr>
-          <w:ilvl w:val="1"/>
-          <w:numId w:val="1"/>
-        </w:numPr>
-      </w:pPr>
-      <w:proofErr w:type="spellStart"/>
-      <w:r>
-        <w:t>AppointmentDate</w:t>
-      </w:r>
-      <w:proofErr w:type="spellEnd"/>
-      <w:r>
-        <w:t xml:space="preserve">: </w:t>
-      </w:r>
-      <w:proofErr w:type="spellStart"/>
-      <w:r>
-        <w:t>DateTime</w:t>
-      </w:r>
-      <w:proofErr w:type="spellEnd"/>
-      <w:r>
-        <w:t>.</w:t>
-      </w:r>
-    </w:p>
-    <w:p>
-      <w:pPr>
-        <w:numPr>
-          <w:ilvl w:val="1"/>
-          <w:numId w:val="1"/>
-        </w:numPr>
-      </w:pPr>
-      <w:r>
-        <w:t>Description: String (appointment details/notes).</w:t>
-      </w:r>
-    </w:p>
-    <w:p>
-      <w:pPr>
-        <w:numPr>
-          <w:ilvl w:val="0"/>
-          <w:numId w:val="1"/>
-        </w:numPr>
-        <w:spacing w:after="240"/>
-      </w:pPr>
-      <w:r>
-        <w:t>Relationships: Links to the Person table via two Foreign Keys (</w:t>
-      </w:r>
-      <w:proofErr w:type="spellStart"/>
-      <w:r>
-        <w:t>DoctorId</w:t>
-      </w:r>
-      <w:proofErr w:type="spellEnd"/>
-      <w:r>
-        <w:t xml:space="preserve"> and </w:t>
-      </w:r>
-      <w:proofErr w:type="spellStart"/>
-      <w:r>
-        <w:t>PatientId</w:t>
-      </w:r>
-      <w:proofErr w:type="spellEnd"/>
-      <w:r>
-        <w:t>), connecting one doctor and one patient.</w:t>
-      </w:r>
-    </w:p>
-    <w:p>
-      <w:pPr>
-        <w:spacing w:before="240" w:after="240"/>
-      </w:pPr>
-      <w:r>
-        <w:t>3.3 Sequence diagram:</w:t>
-      </w:r>
-    </w:p>
-    <w:p>
-      <w:pPr>
-        <w:spacing w:before="240" w:after="240"/>
-      </w:pPr>
-      <w:r>
-        <w:t>View, update, and Delete Doctor checkups. Doctors can operate of their checkups and admins on all. Patients can just view them.</w:t>
-      </w:r>
-    </w:p>
-    <w:p>
-      <w:pPr>
-        <w:spacing w:before="240" w:after="240"/>
-      </w:pPr>
-      <w:r>
-        <w:rPr>
-          <w:noProof/>
-        </w:rPr>
         <w:drawing>
           <wp:inline distT="114300" distB="114300" distL="114300" distR="114300" wp14:anchorId="088F0457" wp14:editId="71A62BFC">
             <wp:extent cx="5943600" cy="4584700"/>
@@ -885,8 +1373,8 @@
           <w:color w:val="000000"/>
         </w:rPr>
       </w:pPr>
-      <w:bookmarkStart w:id="5" w:name="_oykqvgeipfsw" w:colFirst="0" w:colLast="0"/>
-      <w:bookmarkEnd w:id="5"/>
+      <w:bookmarkStart w:id="3" w:name="_oykqvgeipfsw" w:colFirst="0" w:colLast="0"/>
+      <w:bookmarkEnd w:id="3"/>
       <w:r>
         <w:rPr>
           <w:color w:val="000000"/>
@@ -1040,8 +1528,8 @@
           <w:color w:val="000000"/>
         </w:rPr>
       </w:pPr>
-      <w:bookmarkStart w:id="6" w:name="_tew75tuesea8" w:colFirst="0" w:colLast="0"/>
-      <w:bookmarkEnd w:id="6"/>
+      <w:bookmarkStart w:id="4" w:name="_tew75tuesea8" w:colFirst="0" w:colLast="0"/>
+      <w:bookmarkEnd w:id="4"/>
       <w:r>
         <w:rPr>
           <w:color w:val="000000"/>
@@ -1100,7 +1588,41 @@
         <w:spacing w:after="240"/>
       </w:pPr>
       <w:r>
-        <w:t>Communication Protocols &amp; Architecture: HTTPS and REST. The communication between the client interface and the server is handled using the HTTPS protocol. The backend is designed as a REST API. The client interacts with the server using standard HTTP methods (get, post).</w:t>
+        <w:t xml:space="preserve">Communication Protocols &amp; Architecture: HTTPS and REST. The communication between the </w:t>
+      </w:r>
+      <w:r>
+        <w:t xml:space="preserve">frontend and the </w:t>
+      </w:r>
+      <w:proofErr w:type="gramStart"/>
+      <w:r>
+        <w:t>backend(</w:t>
+      </w:r>
+      <w:proofErr w:type="gramEnd"/>
+      <w:r>
+        <w:t>Controller) of the main project.</w:t>
+      </w:r>
+    </w:p>
+    <w:p>
+      <w:pPr>
+        <w:numPr>
+          <w:ilvl w:val="0"/>
+          <w:numId w:val="6"/>
+        </w:numPr>
+        <w:spacing w:after="240"/>
+      </w:pPr>
+      <w:proofErr w:type="spellStart"/>
+      <w:r>
+        <w:t>gRPC</w:t>
+      </w:r>
+      <w:proofErr w:type="spellEnd"/>
+      <w:r>
+        <w:t xml:space="preserve">. The communication between services and main project and 2 </w:t>
+      </w:r>
+      <w:r>
+        <w:t>services</w:t>
+      </w:r>
+      <w:r>
+        <w:t>.</w:t>
       </w:r>
     </w:p>
     <w:p>
@@ -1115,8 +1637,8 @@
           <w:szCs w:val="26"/>
         </w:rPr>
       </w:pPr>
-      <w:bookmarkStart w:id="7" w:name="_kr467oyd3bvz" w:colFirst="0" w:colLast="0"/>
-      <w:bookmarkEnd w:id="7"/>
+      <w:bookmarkStart w:id="5" w:name="_kr467oyd3bvz" w:colFirst="0" w:colLast="0"/>
+      <w:bookmarkEnd w:id="5"/>
       <w:r>
         <w:rPr>
           <w:color w:val="000000"/>
@@ -1131,7 +1653,13 @@
         <w:spacing w:before="240" w:after="240"/>
       </w:pPr>
       <w:r>
-        <w:t xml:space="preserve"> The application is built using a layered MVC (Model-View-Controller) architecture</w:t>
+        <w:t xml:space="preserve"> The </w:t>
+      </w:r>
+      <w:r>
+        <w:t>Services</w:t>
+      </w:r>
+      <w:r>
+        <w:t xml:space="preserve"> is built using a layered MVC (Model-View-Controller) architecture</w:t>
       </w:r>
     </w:p>
     <w:p>
@@ -1152,7 +1680,13 @@
       </w:pPr>
       <w:r>
         <w:lastRenderedPageBreak/>
-        <w:t xml:space="preserve">Controllers (/Controllers) This layer handles incoming HTTP requests and user interactions. The controllers communicate with the Service layer and return the appropriate Views. </w:t>
+        <w:t>Controllers (/Controllers) This layer handles incoming HTTP requests and user interactions. The controllers communicate with the</w:t>
+      </w:r>
+      <w:r>
+        <w:t xml:space="preserve"> services</w:t>
+      </w:r>
+      <w:r>
+        <w:t xml:space="preserve"> and return the appropriate Views. </w:t>
       </w:r>
     </w:p>
     <w:p>
@@ -1222,7 +1756,10 @@
         </w:numPr>
       </w:pPr>
       <w:r>
-        <w:t xml:space="preserve">Services (/Service) This layer contains the business logic of the application. Classes like </w:t>
+        <w:t>Services</w:t>
+      </w:r>
+      <w:r>
+        <w:t xml:space="preserve">: </w:t>
       </w:r>
       <w:proofErr w:type="spellStart"/>
       <w:r>
@@ -1230,57 +1767,48 @@
       </w:r>
       <w:proofErr w:type="spellEnd"/>
       <w:r>
-        <w:t xml:space="preserve"> and </w:t>
+        <w:t>/</w:t>
       </w:r>
       <w:proofErr w:type="spellStart"/>
       <w:r>
-        <w:t>FunctionsService</w:t>
+        <w:t>PersonService</w:t>
       </w:r>
       <w:proofErr w:type="spellEnd"/>
       <w:r>
-        <w:t xml:space="preserve"> act as the intermediary between the Controllers and the Data Access layer. </w:t>
-      </w:r>
-    </w:p>
-    <w:p>
-      <w:pPr>
-        <w:ind w:left="720"/>
-      </w:pPr>
+        <w:t>/</w:t>
+      </w:r>
       <w:proofErr w:type="spellStart"/>
       <w:r>
-        <w:t>FunctionsService</w:t>
+        <w:t>DoctorCheckupService</w:t>
       </w:r>
       <w:proofErr w:type="spellEnd"/>
       <w:r>
-        <w:t xml:space="preserve"> emits events for CRUD operation involving doctor checkups</w:t>
-      </w:r>
-    </w:p>
-    <w:p>
-      <w:pPr>
-        <w:ind w:left="720"/>
-      </w:pPr>
+        <w:t xml:space="preserve">. </w:t>
+      </w:r>
+      <w:r>
+        <w:t>Th</w:t>
+      </w:r>
+      <w:r>
+        <w:t>ese</w:t>
+      </w:r>
+      <w:r>
+        <w:t xml:space="preserve"> </w:t>
+      </w:r>
       <w:proofErr w:type="spellStart"/>
       <w:r>
-        <w:t>NotificationService</w:t>
+        <w:t>Spred</w:t>
       </w:r>
       <w:proofErr w:type="spellEnd"/>
       <w:r>
-        <w:t xml:space="preserve"> attaches a function to </w:t>
+        <w:t xml:space="preserve"> the logic of the program into 3 distinct apps, reducing </w:t>
       </w:r>
       <w:proofErr w:type="spellStart"/>
       <w:r>
-        <w:t>EventBroker</w:t>
+        <w:t>cupling</w:t>
       </w:r>
       <w:proofErr w:type="spellEnd"/>
       <w:r>
-        <w:t xml:space="preserve"> that prints the event message to </w:t>
-      </w:r>
-      <w:proofErr w:type="gramStart"/>
-      <w:r>
-        <w:t>Console(</w:t>
-      </w:r>
-      <w:proofErr w:type="gramEnd"/>
-      <w:r>
-        <w:t>Email).</w:t>
+        <w:t>. Each is made for one Database table.</w:t>
       </w:r>
     </w:p>
     <w:p>
@@ -1290,53 +1818,46 @@
           <w:numId w:val="2"/>
         </w:numPr>
       </w:pPr>
-      <w:r>
-        <w:t xml:space="preserve">Repositories (/Repositories) This is the Data Access layer. It encapsulates all direct database queries and operations using the </w:t>
-      </w:r>
       <w:proofErr w:type="spellStart"/>
       <w:r>
-        <w:t>AppDbContext</w:t>
+        <w:t>Servise</w:t>
       </w:r>
       <w:proofErr w:type="spellEnd"/>
       <w:r>
-        <w:t>. There are dedicated repositories (</w:t>
+        <w:t>(layer).</w:t>
+      </w:r>
+      <w:r>
+        <w:t xml:space="preserve"> </w:t>
+      </w:r>
+      <w:r>
+        <w:t>Each Service has one</w:t>
+      </w:r>
+      <w:r>
+        <w:t xml:space="preserve">. Here the </w:t>
       </w:r>
       <w:proofErr w:type="spellStart"/>
       <w:r>
-        <w:t>AccountRepository</w:t>
+        <w:t>gRPC</w:t>
       </w:r>
       <w:proofErr w:type="spellEnd"/>
       <w:r>
-        <w:t xml:space="preserve"> and </w:t>
+        <w:t xml:space="preserve"> commands are intercepted, processed and the reply </w:t>
+      </w:r>
+      <w:proofErr w:type="gramStart"/>
+      <w:r>
+        <w:t>given(</w:t>
+      </w:r>
+      <w:proofErr w:type="gramEnd"/>
+      <w:r>
+        <w:t xml:space="preserve">or an </w:t>
       </w:r>
       <w:proofErr w:type="spellStart"/>
       <w:r>
-        <w:t>DoctorRepository</w:t>
+        <w:t>Exeption</w:t>
       </w:r>
       <w:proofErr w:type="spellEnd"/>
       <w:r>
-        <w:t>) for each Service class.</w:t>
-      </w:r>
-    </w:p>
-    <w:p>
-      <w:pPr>
-        <w:ind w:left="720"/>
-      </w:pPr>
-      <w:proofErr w:type="spellStart"/>
-      <w:r>
-        <w:t>DatabaseConnectionManager</w:t>
-      </w:r>
-      <w:proofErr w:type="spellEnd"/>
-      <w:r>
-        <w:t xml:space="preserve"> is used as a </w:t>
-      </w:r>
-      <w:proofErr w:type="spellStart"/>
-      <w:r>
-        <w:t>singelton</w:t>
-      </w:r>
-      <w:proofErr w:type="spellEnd"/>
-      <w:r>
-        <w:t xml:space="preserve"> to configure the database once and to transmit a single Instance of a connection to all the specific Repositories.</w:t>
+        <w:t>).</w:t>
       </w:r>
     </w:p>
     <w:p>
@@ -1347,6 +1868,31 @@
         </w:numPr>
       </w:pPr>
       <w:r>
+        <w:t>Repositories</w:t>
+      </w:r>
+      <w:r>
+        <w:t xml:space="preserve">. Each Service has one. </w:t>
+      </w:r>
+      <w:r>
+        <w:t xml:space="preserve">This is the Data Access layer. It encapsulates all direct database queries and operations using the </w:t>
+      </w:r>
+      <w:proofErr w:type="spellStart"/>
+      <w:r>
+        <w:t>AppDbContext</w:t>
+      </w:r>
+      <w:proofErr w:type="spellEnd"/>
+      <w:r>
+        <w:t xml:space="preserve">. </w:t>
+      </w:r>
+    </w:p>
+    <w:p>
+      <w:pPr>
+        <w:numPr>
+          <w:ilvl w:val="0"/>
+          <w:numId w:val="2"/>
+        </w:numPr>
+      </w:pPr>
+      <w:r>
         <w:t>Models (/Models) This directory holds the data structures used throughout the application. It is further subdivided into:</w:t>
       </w:r>
     </w:p>
@@ -1425,10 +1971,7 @@
         </w:numPr>
       </w:pPr>
       <w:r>
-        <w:t xml:space="preserve">- </w:t>
-      </w:r>
-      <w:r>
-        <w:t>Utility classes like Result and Pair are used for internal logic.</w:t>
+        <w:t>- Utility classes like Result and Pair are used for internal logic.</w:t>
       </w:r>
     </w:p>
     <w:p>
@@ -2131,6 +2674,155 @@
     </w:lvl>
   </w:abstractNum>
   <w:abstractNum w:abstractNumId="5" w15:restartNumberingAfterBreak="0">
+    <w:nsid w:val="5ABE03FE"/>
+    <w:multiLevelType w:val="multilevel"/>
+    <w:tmpl w:val="932EEDE8"/>
+    <w:lvl w:ilvl="0">
+      <w:start w:val="1"/>
+      <w:numFmt w:val="bullet"/>
+      <w:lvlText w:val=""/>
+      <w:lvlJc w:val="left"/>
+      <w:pPr>
+        <w:tabs>
+          <w:tab w:val="num" w:pos="720"/>
+        </w:tabs>
+        <w:ind w:left="720" w:hanging="360"/>
+      </w:pPr>
+      <w:rPr>
+        <w:rFonts w:ascii="Symbol" w:hAnsi="Symbol" w:hint="default"/>
+        <w:sz w:val="20"/>
+      </w:rPr>
+    </w:lvl>
+    <w:lvl w:ilvl="1">
+      <w:start w:val="1"/>
+      <w:numFmt w:val="bullet"/>
+      <w:lvlText w:val="o"/>
+      <w:lvlJc w:val="left"/>
+      <w:pPr>
+        <w:tabs>
+          <w:tab w:val="num" w:pos="1440"/>
+        </w:tabs>
+        <w:ind w:left="1440" w:hanging="360"/>
+      </w:pPr>
+      <w:rPr>
+        <w:rFonts w:ascii="Courier New" w:hAnsi="Courier New" w:hint="default"/>
+        <w:sz w:val="20"/>
+      </w:rPr>
+    </w:lvl>
+    <w:lvl w:ilvl="2" w:tentative="1">
+      <w:start w:val="1"/>
+      <w:numFmt w:val="bullet"/>
+      <w:lvlText w:val=""/>
+      <w:lvlJc w:val="left"/>
+      <w:pPr>
+        <w:tabs>
+          <w:tab w:val="num" w:pos="2160"/>
+        </w:tabs>
+        <w:ind w:left="2160" w:hanging="360"/>
+      </w:pPr>
+      <w:rPr>
+        <w:rFonts w:ascii="Wingdings" w:hAnsi="Wingdings" w:hint="default"/>
+        <w:sz w:val="20"/>
+      </w:rPr>
+    </w:lvl>
+    <w:lvl w:ilvl="3" w:tentative="1">
+      <w:start w:val="1"/>
+      <w:numFmt w:val="bullet"/>
+      <w:lvlText w:val=""/>
+      <w:lvlJc w:val="left"/>
+      <w:pPr>
+        <w:tabs>
+          <w:tab w:val="num" w:pos="2880"/>
+        </w:tabs>
+        <w:ind w:left="2880" w:hanging="360"/>
+      </w:pPr>
+      <w:rPr>
+        <w:rFonts w:ascii="Wingdings" w:hAnsi="Wingdings" w:hint="default"/>
+        <w:sz w:val="20"/>
+      </w:rPr>
+    </w:lvl>
+    <w:lvl w:ilvl="4" w:tentative="1">
+      <w:start w:val="1"/>
+      <w:numFmt w:val="bullet"/>
+      <w:lvlText w:val=""/>
+      <w:lvlJc w:val="left"/>
+      <w:pPr>
+        <w:tabs>
+          <w:tab w:val="num" w:pos="3600"/>
+        </w:tabs>
+        <w:ind w:left="3600" w:hanging="360"/>
+      </w:pPr>
+      <w:rPr>
+        <w:rFonts w:ascii="Wingdings" w:hAnsi="Wingdings" w:hint="default"/>
+        <w:sz w:val="20"/>
+      </w:rPr>
+    </w:lvl>
+    <w:lvl w:ilvl="5" w:tentative="1">
+      <w:start w:val="1"/>
+      <w:numFmt w:val="bullet"/>
+      <w:lvlText w:val=""/>
+      <w:lvlJc w:val="left"/>
+      <w:pPr>
+        <w:tabs>
+          <w:tab w:val="num" w:pos="4320"/>
+        </w:tabs>
+        <w:ind w:left="4320" w:hanging="360"/>
+      </w:pPr>
+      <w:rPr>
+        <w:rFonts w:ascii="Wingdings" w:hAnsi="Wingdings" w:hint="default"/>
+        <w:sz w:val="20"/>
+      </w:rPr>
+    </w:lvl>
+    <w:lvl w:ilvl="6" w:tentative="1">
+      <w:start w:val="1"/>
+      <w:numFmt w:val="bullet"/>
+      <w:lvlText w:val=""/>
+      <w:lvlJc w:val="left"/>
+      <w:pPr>
+        <w:tabs>
+          <w:tab w:val="num" w:pos="5040"/>
+        </w:tabs>
+        <w:ind w:left="5040" w:hanging="360"/>
+      </w:pPr>
+      <w:rPr>
+        <w:rFonts w:ascii="Wingdings" w:hAnsi="Wingdings" w:hint="default"/>
+        <w:sz w:val="20"/>
+      </w:rPr>
+    </w:lvl>
+    <w:lvl w:ilvl="7" w:tentative="1">
+      <w:start w:val="1"/>
+      <w:numFmt w:val="bullet"/>
+      <w:lvlText w:val=""/>
+      <w:lvlJc w:val="left"/>
+      <w:pPr>
+        <w:tabs>
+          <w:tab w:val="num" w:pos="5760"/>
+        </w:tabs>
+        <w:ind w:left="5760" w:hanging="360"/>
+      </w:pPr>
+      <w:rPr>
+        <w:rFonts w:ascii="Wingdings" w:hAnsi="Wingdings" w:hint="default"/>
+        <w:sz w:val="20"/>
+      </w:rPr>
+    </w:lvl>
+    <w:lvl w:ilvl="8" w:tentative="1">
+      <w:start w:val="1"/>
+      <w:numFmt w:val="bullet"/>
+      <w:lvlText w:val=""/>
+      <w:lvlJc w:val="left"/>
+      <w:pPr>
+        <w:tabs>
+          <w:tab w:val="num" w:pos="6480"/>
+        </w:tabs>
+        <w:ind w:left="6480" w:hanging="360"/>
+      </w:pPr>
+      <w:rPr>
+        <w:rFonts w:ascii="Wingdings" w:hAnsi="Wingdings" w:hint="default"/>
+        <w:sz w:val="20"/>
+      </w:rPr>
+    </w:lvl>
+  </w:abstractNum>
+  <w:abstractNum w:abstractNumId="6" w15:restartNumberingAfterBreak="0">
     <w:nsid w:val="63993351"/>
     <w:multiLevelType w:val="multilevel"/>
     <w:tmpl w:val="E4CE44CE"/>
@@ -2243,7 +2935,305 @@
       </w:rPr>
     </w:lvl>
   </w:abstractNum>
-  <w:abstractNum w:abstractNumId="6" w15:restartNumberingAfterBreak="0">
+  <w:abstractNum w:abstractNumId="7" w15:restartNumberingAfterBreak="0">
+    <w:nsid w:val="6A161DB6"/>
+    <w:multiLevelType w:val="multilevel"/>
+    <w:tmpl w:val="ED3CB324"/>
+    <w:lvl w:ilvl="0">
+      <w:start w:val="1"/>
+      <w:numFmt w:val="bullet"/>
+      <w:lvlText w:val=""/>
+      <w:lvlJc w:val="left"/>
+      <w:pPr>
+        <w:tabs>
+          <w:tab w:val="num" w:pos="720"/>
+        </w:tabs>
+        <w:ind w:left="720" w:hanging="360"/>
+      </w:pPr>
+      <w:rPr>
+        <w:rFonts w:ascii="Symbol" w:hAnsi="Symbol" w:hint="default"/>
+        <w:sz w:val="20"/>
+      </w:rPr>
+    </w:lvl>
+    <w:lvl w:ilvl="1">
+      <w:start w:val="1"/>
+      <w:numFmt w:val="bullet"/>
+      <w:lvlText w:val="o"/>
+      <w:lvlJc w:val="left"/>
+      <w:pPr>
+        <w:tabs>
+          <w:tab w:val="num" w:pos="1440"/>
+        </w:tabs>
+        <w:ind w:left="1440" w:hanging="360"/>
+      </w:pPr>
+      <w:rPr>
+        <w:rFonts w:ascii="Courier New" w:hAnsi="Courier New" w:hint="default"/>
+        <w:sz w:val="20"/>
+      </w:rPr>
+    </w:lvl>
+    <w:lvl w:ilvl="2" w:tentative="1">
+      <w:start w:val="1"/>
+      <w:numFmt w:val="bullet"/>
+      <w:lvlText w:val=""/>
+      <w:lvlJc w:val="left"/>
+      <w:pPr>
+        <w:tabs>
+          <w:tab w:val="num" w:pos="2160"/>
+        </w:tabs>
+        <w:ind w:left="2160" w:hanging="360"/>
+      </w:pPr>
+      <w:rPr>
+        <w:rFonts w:ascii="Wingdings" w:hAnsi="Wingdings" w:hint="default"/>
+        <w:sz w:val="20"/>
+      </w:rPr>
+    </w:lvl>
+    <w:lvl w:ilvl="3" w:tentative="1">
+      <w:start w:val="1"/>
+      <w:numFmt w:val="bullet"/>
+      <w:lvlText w:val=""/>
+      <w:lvlJc w:val="left"/>
+      <w:pPr>
+        <w:tabs>
+          <w:tab w:val="num" w:pos="2880"/>
+        </w:tabs>
+        <w:ind w:left="2880" w:hanging="360"/>
+      </w:pPr>
+      <w:rPr>
+        <w:rFonts w:ascii="Wingdings" w:hAnsi="Wingdings" w:hint="default"/>
+        <w:sz w:val="20"/>
+      </w:rPr>
+    </w:lvl>
+    <w:lvl w:ilvl="4" w:tentative="1">
+      <w:start w:val="1"/>
+      <w:numFmt w:val="bullet"/>
+      <w:lvlText w:val=""/>
+      <w:lvlJc w:val="left"/>
+      <w:pPr>
+        <w:tabs>
+          <w:tab w:val="num" w:pos="3600"/>
+        </w:tabs>
+        <w:ind w:left="3600" w:hanging="360"/>
+      </w:pPr>
+      <w:rPr>
+        <w:rFonts w:ascii="Wingdings" w:hAnsi="Wingdings" w:hint="default"/>
+        <w:sz w:val="20"/>
+      </w:rPr>
+    </w:lvl>
+    <w:lvl w:ilvl="5" w:tentative="1">
+      <w:start w:val="1"/>
+      <w:numFmt w:val="bullet"/>
+      <w:lvlText w:val=""/>
+      <w:lvlJc w:val="left"/>
+      <w:pPr>
+        <w:tabs>
+          <w:tab w:val="num" w:pos="4320"/>
+        </w:tabs>
+        <w:ind w:left="4320" w:hanging="360"/>
+      </w:pPr>
+      <w:rPr>
+        <w:rFonts w:ascii="Wingdings" w:hAnsi="Wingdings" w:hint="default"/>
+        <w:sz w:val="20"/>
+      </w:rPr>
+    </w:lvl>
+    <w:lvl w:ilvl="6" w:tentative="1">
+      <w:start w:val="1"/>
+      <w:numFmt w:val="bullet"/>
+      <w:lvlText w:val=""/>
+      <w:lvlJc w:val="left"/>
+      <w:pPr>
+        <w:tabs>
+          <w:tab w:val="num" w:pos="5040"/>
+        </w:tabs>
+        <w:ind w:left="5040" w:hanging="360"/>
+      </w:pPr>
+      <w:rPr>
+        <w:rFonts w:ascii="Wingdings" w:hAnsi="Wingdings" w:hint="default"/>
+        <w:sz w:val="20"/>
+      </w:rPr>
+    </w:lvl>
+    <w:lvl w:ilvl="7" w:tentative="1">
+      <w:start w:val="1"/>
+      <w:numFmt w:val="bullet"/>
+      <w:lvlText w:val=""/>
+      <w:lvlJc w:val="left"/>
+      <w:pPr>
+        <w:tabs>
+          <w:tab w:val="num" w:pos="5760"/>
+        </w:tabs>
+        <w:ind w:left="5760" w:hanging="360"/>
+      </w:pPr>
+      <w:rPr>
+        <w:rFonts w:ascii="Wingdings" w:hAnsi="Wingdings" w:hint="default"/>
+        <w:sz w:val="20"/>
+      </w:rPr>
+    </w:lvl>
+    <w:lvl w:ilvl="8" w:tentative="1">
+      <w:start w:val="1"/>
+      <w:numFmt w:val="bullet"/>
+      <w:lvlText w:val=""/>
+      <w:lvlJc w:val="left"/>
+      <w:pPr>
+        <w:tabs>
+          <w:tab w:val="num" w:pos="6480"/>
+        </w:tabs>
+        <w:ind w:left="6480" w:hanging="360"/>
+      </w:pPr>
+      <w:rPr>
+        <w:rFonts w:ascii="Wingdings" w:hAnsi="Wingdings" w:hint="default"/>
+        <w:sz w:val="20"/>
+      </w:rPr>
+    </w:lvl>
+  </w:abstractNum>
+  <w:abstractNum w:abstractNumId="8" w15:restartNumberingAfterBreak="0">
+    <w:nsid w:val="6EBE381B"/>
+    <w:multiLevelType w:val="multilevel"/>
+    <w:tmpl w:val="3E5A4E4E"/>
+    <w:lvl w:ilvl="0">
+      <w:start w:val="1"/>
+      <w:numFmt w:val="bullet"/>
+      <w:lvlText w:val=""/>
+      <w:lvlJc w:val="left"/>
+      <w:pPr>
+        <w:tabs>
+          <w:tab w:val="num" w:pos="720"/>
+        </w:tabs>
+        <w:ind w:left="720" w:hanging="360"/>
+      </w:pPr>
+      <w:rPr>
+        <w:rFonts w:ascii="Symbol" w:hAnsi="Symbol" w:hint="default"/>
+        <w:sz w:val="20"/>
+      </w:rPr>
+    </w:lvl>
+    <w:lvl w:ilvl="1">
+      <w:start w:val="1"/>
+      <w:numFmt w:val="bullet"/>
+      <w:lvlText w:val="o"/>
+      <w:lvlJc w:val="left"/>
+      <w:pPr>
+        <w:tabs>
+          <w:tab w:val="num" w:pos="1440"/>
+        </w:tabs>
+        <w:ind w:left="1440" w:hanging="360"/>
+      </w:pPr>
+      <w:rPr>
+        <w:rFonts w:ascii="Courier New" w:hAnsi="Courier New" w:hint="default"/>
+        <w:sz w:val="20"/>
+      </w:rPr>
+    </w:lvl>
+    <w:lvl w:ilvl="2" w:tentative="1">
+      <w:start w:val="1"/>
+      <w:numFmt w:val="bullet"/>
+      <w:lvlText w:val=""/>
+      <w:lvlJc w:val="left"/>
+      <w:pPr>
+        <w:tabs>
+          <w:tab w:val="num" w:pos="2160"/>
+        </w:tabs>
+        <w:ind w:left="2160" w:hanging="360"/>
+      </w:pPr>
+      <w:rPr>
+        <w:rFonts w:ascii="Wingdings" w:hAnsi="Wingdings" w:hint="default"/>
+        <w:sz w:val="20"/>
+      </w:rPr>
+    </w:lvl>
+    <w:lvl w:ilvl="3" w:tentative="1">
+      <w:start w:val="1"/>
+      <w:numFmt w:val="bullet"/>
+      <w:lvlText w:val=""/>
+      <w:lvlJc w:val="left"/>
+      <w:pPr>
+        <w:tabs>
+          <w:tab w:val="num" w:pos="2880"/>
+        </w:tabs>
+        <w:ind w:left="2880" w:hanging="360"/>
+      </w:pPr>
+      <w:rPr>
+        <w:rFonts w:ascii="Wingdings" w:hAnsi="Wingdings" w:hint="default"/>
+        <w:sz w:val="20"/>
+      </w:rPr>
+    </w:lvl>
+    <w:lvl w:ilvl="4" w:tentative="1">
+      <w:start w:val="1"/>
+      <w:numFmt w:val="bullet"/>
+      <w:lvlText w:val=""/>
+      <w:lvlJc w:val="left"/>
+      <w:pPr>
+        <w:tabs>
+          <w:tab w:val="num" w:pos="3600"/>
+        </w:tabs>
+        <w:ind w:left="3600" w:hanging="360"/>
+      </w:pPr>
+      <w:rPr>
+        <w:rFonts w:ascii="Wingdings" w:hAnsi="Wingdings" w:hint="default"/>
+        <w:sz w:val="20"/>
+      </w:rPr>
+    </w:lvl>
+    <w:lvl w:ilvl="5" w:tentative="1">
+      <w:start w:val="1"/>
+      <w:numFmt w:val="bullet"/>
+      <w:lvlText w:val=""/>
+      <w:lvlJc w:val="left"/>
+      <w:pPr>
+        <w:tabs>
+          <w:tab w:val="num" w:pos="4320"/>
+        </w:tabs>
+        <w:ind w:left="4320" w:hanging="360"/>
+      </w:pPr>
+      <w:rPr>
+        <w:rFonts w:ascii="Wingdings" w:hAnsi="Wingdings" w:hint="default"/>
+        <w:sz w:val="20"/>
+      </w:rPr>
+    </w:lvl>
+    <w:lvl w:ilvl="6" w:tentative="1">
+      <w:start w:val="1"/>
+      <w:numFmt w:val="bullet"/>
+      <w:lvlText w:val=""/>
+      <w:lvlJc w:val="left"/>
+      <w:pPr>
+        <w:tabs>
+          <w:tab w:val="num" w:pos="5040"/>
+        </w:tabs>
+        <w:ind w:left="5040" w:hanging="360"/>
+      </w:pPr>
+      <w:rPr>
+        <w:rFonts w:ascii="Wingdings" w:hAnsi="Wingdings" w:hint="default"/>
+        <w:sz w:val="20"/>
+      </w:rPr>
+    </w:lvl>
+    <w:lvl w:ilvl="7" w:tentative="1">
+      <w:start w:val="1"/>
+      <w:numFmt w:val="bullet"/>
+      <w:lvlText w:val=""/>
+      <w:lvlJc w:val="left"/>
+      <w:pPr>
+        <w:tabs>
+          <w:tab w:val="num" w:pos="5760"/>
+        </w:tabs>
+        <w:ind w:left="5760" w:hanging="360"/>
+      </w:pPr>
+      <w:rPr>
+        <w:rFonts w:ascii="Wingdings" w:hAnsi="Wingdings" w:hint="default"/>
+        <w:sz w:val="20"/>
+      </w:rPr>
+    </w:lvl>
+    <w:lvl w:ilvl="8" w:tentative="1">
+      <w:start w:val="1"/>
+      <w:numFmt w:val="bullet"/>
+      <w:lvlText w:val=""/>
+      <w:lvlJc w:val="left"/>
+      <w:pPr>
+        <w:tabs>
+          <w:tab w:val="num" w:pos="6480"/>
+        </w:tabs>
+        <w:ind w:left="6480" w:hanging="360"/>
+      </w:pPr>
+      <w:rPr>
+        <w:rFonts w:ascii="Wingdings" w:hAnsi="Wingdings" w:hint="default"/>
+        <w:sz w:val="20"/>
+      </w:rPr>
+    </w:lvl>
+  </w:abstractNum>
+  <w:abstractNum w:abstractNumId="9" w15:restartNumberingAfterBreak="0">
     <w:nsid w:val="73886774"/>
     <w:multiLevelType w:val="multilevel"/>
     <w:tmpl w:val="687AB142"/>
@@ -2357,7 +3347,7 @@
     </w:lvl>
   </w:abstractNum>
   <w:num w:numId="1" w16cid:durableId="1077442021">
-    <w:abstractNumId w:val="6"/>
+    <w:abstractNumId w:val="9"/>
   </w:num>
   <w:num w:numId="2" w16cid:durableId="471294210">
     <w:abstractNumId w:val="0"/>
@@ -2366,7 +3356,7 @@
     <w:abstractNumId w:val="2"/>
   </w:num>
   <w:num w:numId="4" w16cid:durableId="1614942484">
-    <w:abstractNumId w:val="5"/>
+    <w:abstractNumId w:val="6"/>
   </w:num>
   <w:num w:numId="5" w16cid:durableId="1876885779">
     <w:abstractNumId w:val="3"/>
@@ -2376,6 +3366,15 @@
   </w:num>
   <w:num w:numId="7" w16cid:durableId="1286078884">
     <w:abstractNumId w:val="1"/>
+  </w:num>
+  <w:num w:numId="8" w16cid:durableId="970135592">
+    <w:abstractNumId w:val="8"/>
+  </w:num>
+  <w:num w:numId="9" w16cid:durableId="220599953">
+    <w:abstractNumId w:val="7"/>
+  </w:num>
+  <w:num w:numId="10" w16cid:durableId="1340159016">
+    <w:abstractNumId w:val="5"/>
   </w:num>
 </w:numbering>
 </file>
@@ -2985,7 +3984,6 @@
   <w:style w:type="character" w:default="1" w:styleId="DefaultParagraphFont">
     <w:name w:val="Default Paragraph Font"/>
     <w:uiPriority w:val="1"/>
-    <w:semiHidden/>
     <w:unhideWhenUsed/>
   </w:style>
   <w:style w:type="table" w:default="1" w:styleId="TableNormal">

--- a/SD2.docx
+++ b/SD2.docx
@@ -159,15 +159,7 @@
         </w:numPr>
       </w:pPr>
       <w:r>
-        <w:t xml:space="preserve">The system must allow authenticated Doctors to schedule new checkups with </w:t>
-      </w:r>
-      <w:proofErr w:type="gramStart"/>
-      <w:r>
-        <w:t>Patients</w:t>
-      </w:r>
-      <w:proofErr w:type="gramEnd"/>
-      <w:r>
-        <w:t>.</w:t>
+        <w:t>The system must allow authenticated Doctors to schedule new checkups with Patients.</w:t>
       </w:r>
     </w:p>
     <w:p>
@@ -202,39 +194,7 @@
         <w:spacing w:after="240"/>
       </w:pPr>
       <w:r>
-        <w:t xml:space="preserve">The system must allow all authenticated roles to download the list of doctor checkups that concerns them. The format can be chosen </w:t>
-      </w:r>
-      <w:proofErr w:type="gramStart"/>
-      <w:r>
-        <w:t>as .</w:t>
-      </w:r>
-      <w:proofErr w:type="spellStart"/>
-      <w:r>
-        <w:t>josn</w:t>
-      </w:r>
-      <w:proofErr w:type="spellEnd"/>
-      <w:r>
-        <w:t>, .</w:t>
-      </w:r>
-      <w:proofErr w:type="spellStart"/>
-      <w:r>
-        <w:t>scv</w:t>
-      </w:r>
-      <w:proofErr w:type="spellEnd"/>
-      <w:r>
-        <w:t>, .Xml</w:t>
-      </w:r>
-      <w:proofErr w:type="gramEnd"/>
-      <w:r>
-        <w:t xml:space="preserve">. The users must </w:t>
-      </w:r>
-      <w:proofErr w:type="spellStart"/>
-      <w:r>
-        <w:t>allso</w:t>
-      </w:r>
-      <w:proofErr w:type="spellEnd"/>
-      <w:r>
-        <w:t xml:space="preserve"> be able to sort or filter the information.</w:t>
+        <w:t>The system must allow all authenticated roles to download the list of doctor checkups that concerns them. The format can be chosen as .josn, .scv, .Xml. The users must allso be able to sort or filter the information.</w:t>
       </w:r>
     </w:p>
     <w:p>
@@ -246,47 +206,7 @@
         <w:spacing w:after="240"/>
       </w:pPr>
       <w:r>
-        <w:t>The system must allow admins to download the information of all accounts</w:t>
-      </w:r>
-      <w:proofErr w:type="gramStart"/>
-      <w:r>
-        <w:t>. .</w:t>
-      </w:r>
-      <w:proofErr w:type="gramEnd"/>
-      <w:r>
-        <w:t xml:space="preserve"> The format can be chosen </w:t>
-      </w:r>
-      <w:proofErr w:type="gramStart"/>
-      <w:r>
-        <w:t>as .</w:t>
-      </w:r>
-      <w:proofErr w:type="spellStart"/>
-      <w:r>
-        <w:t>josn</w:t>
-      </w:r>
-      <w:proofErr w:type="spellEnd"/>
-      <w:r>
-        <w:t>, .</w:t>
-      </w:r>
-      <w:proofErr w:type="spellStart"/>
-      <w:r>
-        <w:t>scv</w:t>
-      </w:r>
-      <w:proofErr w:type="spellEnd"/>
-      <w:r>
-        <w:t>, .Xml</w:t>
-      </w:r>
-      <w:proofErr w:type="gramEnd"/>
-      <w:r>
-        <w:t xml:space="preserve">. The admin must </w:t>
-      </w:r>
-      <w:proofErr w:type="spellStart"/>
-      <w:r>
-        <w:t>allso</w:t>
-      </w:r>
-      <w:proofErr w:type="spellEnd"/>
-      <w:r>
-        <w:t xml:space="preserve"> be able to sort the information.</w:t>
+        <w:t>The system must allow admins to download the information of all accounts. . The format can be chosen as .josn, .scv, .Xml. The admin must allso be able to sort the information.</w:t>
       </w:r>
     </w:p>
     <w:p>
@@ -298,23 +218,7 @@
         <w:spacing w:after="240"/>
       </w:pPr>
       <w:r>
-        <w:t xml:space="preserve">The system must emit an email to the current user the result of operations (Create, Update, Delete). It must do so by </w:t>
-      </w:r>
-      <w:proofErr w:type="spellStart"/>
-      <w:r>
-        <w:t>emiting</w:t>
-      </w:r>
-      <w:proofErr w:type="spellEnd"/>
-      <w:r>
-        <w:t xml:space="preserve"> an event for the operations and to be </w:t>
-      </w:r>
-      <w:proofErr w:type="spellStart"/>
-      <w:r>
-        <w:t>cauth</w:t>
-      </w:r>
-      <w:proofErr w:type="spellEnd"/>
-      <w:r>
-        <w:t xml:space="preserve"> by a Notification Service.</w:t>
+        <w:t>The system must emit an email to the current user the result of operations (Create, Update, Delete). It must do so by emiting an event for the operations and to be cauth by a Notification Service.</w:t>
       </w:r>
     </w:p>
     <w:p>
@@ -387,21 +291,7 @@
         <w:rPr>
           <w:lang w:val="en-US"/>
         </w:rPr>
-        <w:t xml:space="preserve">•services communicate using synchronous </w:t>
-      </w:r>
-      <w:proofErr w:type="spellStart"/>
-      <w:r>
-        <w:rPr>
-          <w:lang w:val="en-US"/>
-        </w:rPr>
-        <w:t>gRPC</w:t>
-      </w:r>
-      <w:proofErr w:type="spellEnd"/>
-      <w:r>
-        <w:rPr>
-          <w:lang w:val="en-US"/>
-        </w:rPr>
-        <w:t xml:space="preserve"> messaging</w:t>
+        <w:t>•services communicate using synchronous gRPC messaging</w:t>
       </w:r>
     </w:p>
     <w:p>
@@ -419,19 +309,31 @@
         <w:rPr>
           <w:lang w:val="en-US"/>
         </w:rPr>
-        <w:t>each service will follow a clear internal structure (controller layer, service layer, domain</w:t>
-      </w:r>
-      <w:r>
-        <w:rPr>
-          <w:lang w:val="en-US"/>
-        </w:rPr>
-        <w:t xml:space="preserve"> </w:t>
-      </w:r>
-      <w:r>
-        <w:rPr>
-          <w:lang w:val="en-US"/>
-        </w:rPr>
-        <w:t>layer, repository layer).</w:t>
+        <w:t>each service will follow a clear internal structure (controller layer, service layer, domain layer, repository layer).</w:t>
+      </w:r>
+    </w:p>
+    <w:p>
+      <w:pPr>
+        <w:numPr>
+          <w:ilvl w:val="0"/>
+          <w:numId w:val="4"/>
+        </w:numPr>
+        <w:spacing w:after="240"/>
+        <w:rPr>
+          <w:lang w:val="en-US"/>
+        </w:rPr>
+      </w:pPr>
+      <w:r>
+        <w:rPr>
+          <w:lang w:val="en-US"/>
+        </w:rPr>
+        <w:t>Command-Query Responsibility Segregation (CQRS)</w:t>
+      </w:r>
+      <w:r>
+        <w:rPr>
+          <w:lang w:val="en-US"/>
+        </w:rPr>
+        <w:t>. Each service has to interfaces. A readonly and a Write one. For each there is one class that overloads the methods of the interface and implements the buisnes logic.</w:t>
       </w:r>
     </w:p>
     <w:p>
@@ -503,6 +405,7 @@
       </w:pPr>
       <w:r>
         <w:rPr>
+          <w:noProof/>
           <w:sz w:val="26"/>
           <w:szCs w:val="26"/>
         </w:rPr>
@@ -605,17 +508,7 @@
           <w:color w:val="000000"/>
           <w:lang w:val="en-US"/>
         </w:rPr>
-        <w:t xml:space="preserve">Communication: Zero outgoing </w:t>
-      </w:r>
-      <w:proofErr w:type="spellStart"/>
-      <w:proofErr w:type="gramStart"/>
-      <w:r>
-        <w:rPr>
-          <w:rFonts w:eastAsiaTheme="majorEastAsia" w:cstheme="majorBidi"/>
-          <w:color w:val="000000"/>
-          <w:lang w:val="en-US"/>
-        </w:rPr>
-        <w:t>dependencies</w:t>
+        <w:t>Communication: Zero outgoing dependencies</w:t>
       </w:r>
       <w:r>
         <w:rPr>
@@ -631,35 +524,7 @@
           <w:color w:val="000000"/>
           <w:lang w:val="en-US"/>
         </w:rPr>
-        <w:t>It</w:t>
-      </w:r>
-      <w:proofErr w:type="spellEnd"/>
-      <w:proofErr w:type="gramEnd"/>
-      <w:r>
-        <w:rPr>
-          <w:rFonts w:eastAsiaTheme="majorEastAsia" w:cstheme="majorBidi"/>
-          <w:color w:val="000000"/>
-          <w:lang w:val="en-US"/>
-        </w:rPr>
-        <w:t xml:space="preserve"> only responds to incoming requests (like </w:t>
-      </w:r>
-      <w:proofErr w:type="spellStart"/>
-      <w:r>
-        <w:rPr>
-          <w:rFonts w:eastAsiaTheme="majorEastAsia" w:cstheme="majorBidi"/>
-          <w:color w:val="000000"/>
-          <w:lang w:val="en-US"/>
-        </w:rPr>
-        <w:t>GetPersonById</w:t>
-      </w:r>
-      <w:proofErr w:type="spellEnd"/>
-      <w:r>
-        <w:rPr>
-          <w:rFonts w:eastAsiaTheme="majorEastAsia" w:cstheme="majorBidi"/>
-          <w:color w:val="000000"/>
-          <w:lang w:val="en-US"/>
-        </w:rPr>
-        <w:t>).</w:t>
+        <w:t>It only responds to incoming requests (like GetPersonById).</w:t>
       </w:r>
     </w:p>
     <w:p>
@@ -831,25 +696,7 @@
           <w:color w:val="000000"/>
           <w:lang w:val="en-US"/>
         </w:rPr>
-        <w:t xml:space="preserve">Communication: Depends on Person Service. When an Account is requested, it uses </w:t>
-      </w:r>
-      <w:proofErr w:type="spellStart"/>
-      <w:r>
-        <w:rPr>
-          <w:rFonts w:eastAsiaTheme="majorEastAsia" w:cstheme="majorBidi"/>
-          <w:color w:val="000000"/>
-          <w:lang w:val="en-US"/>
-        </w:rPr>
-        <w:t>GetPersonById</w:t>
-      </w:r>
-      <w:proofErr w:type="spellEnd"/>
-      <w:r>
-        <w:rPr>
-          <w:rFonts w:eastAsiaTheme="majorEastAsia" w:cstheme="majorBidi"/>
-          <w:color w:val="000000"/>
-          <w:lang w:val="en-US"/>
-        </w:rPr>
-        <w:t xml:space="preserve"> to </w:t>
+        <w:t xml:space="preserve">Communication: Depends on Person Service. When an Account is requested, it uses GetPersonById to </w:t>
       </w:r>
       <w:r>
         <w:rPr>
@@ -934,23 +781,13 @@
           <w:lang w:val="en-US"/>
         </w:rPr>
       </w:pPr>
-      <w:proofErr w:type="spellStart"/>
-      <w:r>
-        <w:rPr>
-          <w:rFonts w:eastAsiaTheme="majorEastAsia" w:cstheme="majorBidi"/>
-          <w:color w:val="000000"/>
-          <w:lang w:val="en-US"/>
-        </w:rPr>
-        <w:t>PersonId</w:t>
-      </w:r>
-      <w:proofErr w:type="spellEnd"/>
-      <w:r>
-        <w:rPr>
-          <w:rFonts w:eastAsiaTheme="majorEastAsia" w:cstheme="majorBidi"/>
-          <w:color w:val="000000"/>
-          <w:lang w:val="en-US"/>
-        </w:rPr>
-        <w:t>: Foreign Key (Maps to an ID in the Person Service).</w:t>
+      <w:r>
+        <w:rPr>
+          <w:rFonts w:eastAsiaTheme="majorEastAsia" w:cstheme="majorBidi"/>
+          <w:color w:val="000000"/>
+          <w:lang w:val="en-US"/>
+        </w:rPr>
+        <w:t>PersonId: Foreign Key (Maps to an ID in the Person Service).</w:t>
       </w:r>
     </w:p>
     <w:p>
@@ -1056,25 +893,7 @@
           <w:color w:val="000000"/>
           <w:lang w:val="en-US"/>
         </w:rPr>
-        <w:t xml:space="preserve">Communication: Depends on Account Service. To display a full appointment, it uses </w:t>
-      </w:r>
-      <w:proofErr w:type="spellStart"/>
-      <w:r>
-        <w:rPr>
-          <w:rFonts w:eastAsiaTheme="majorEastAsia" w:cstheme="majorBidi"/>
-          <w:color w:val="000000"/>
-          <w:lang w:val="en-US"/>
-        </w:rPr>
-        <w:t>GetAccountById</w:t>
-      </w:r>
-      <w:proofErr w:type="spellEnd"/>
-      <w:r>
-        <w:rPr>
-          <w:rFonts w:eastAsiaTheme="majorEastAsia" w:cstheme="majorBidi"/>
-          <w:color w:val="000000"/>
-          <w:lang w:val="en-US"/>
-        </w:rPr>
-        <w:t xml:space="preserve"> to fetch the Doctor and Patient accounts</w:t>
+        <w:t>Communication: Depends on Account Service. To display a full appointment, it uses GetAccountById to fetch the Doctor and Patient accounts</w:t>
       </w:r>
       <w:r>
         <w:rPr>
@@ -1142,41 +961,13 @@
           <w:lang w:val="en-US"/>
         </w:rPr>
       </w:pPr>
-      <w:proofErr w:type="spellStart"/>
-      <w:r>
-        <w:rPr>
-          <w:rFonts w:eastAsiaTheme="majorEastAsia" w:cstheme="majorBidi"/>
-          <w:color w:val="000000"/>
-          <w:lang w:val="en-US"/>
-        </w:rPr>
-        <w:t>DoctorId</w:t>
-      </w:r>
-      <w:proofErr w:type="spellEnd"/>
-      <w:r>
-        <w:rPr>
-          <w:rFonts w:eastAsiaTheme="majorEastAsia" w:cstheme="majorBidi"/>
-          <w:color w:val="000000"/>
-          <w:lang w:val="en-US"/>
-        </w:rPr>
-        <w:t xml:space="preserve">: Foreign Key (Maps to an </w:t>
-      </w:r>
-      <w:proofErr w:type="spellStart"/>
-      <w:r>
-        <w:rPr>
-          <w:rFonts w:eastAsiaTheme="majorEastAsia" w:cstheme="majorBidi"/>
-          <w:color w:val="000000"/>
-          <w:lang w:val="en-US"/>
-        </w:rPr>
-        <w:t>AccountId</w:t>
-      </w:r>
-      <w:proofErr w:type="spellEnd"/>
-      <w:r>
-        <w:rPr>
-          <w:rFonts w:eastAsiaTheme="majorEastAsia" w:cstheme="majorBidi"/>
-          <w:color w:val="000000"/>
-          <w:lang w:val="en-US"/>
-        </w:rPr>
-        <w:t>).</w:t>
+      <w:r>
+        <w:rPr>
+          <w:rFonts w:eastAsiaTheme="majorEastAsia" w:cstheme="majorBidi"/>
+          <w:color w:val="000000"/>
+          <w:lang w:val="en-US"/>
+        </w:rPr>
+        <w:t>DoctorId: Foreign Key (Maps to an AccountId).</w:t>
       </w:r>
     </w:p>
     <w:p>
@@ -1192,41 +983,13 @@
           <w:lang w:val="en-US"/>
         </w:rPr>
       </w:pPr>
-      <w:proofErr w:type="spellStart"/>
-      <w:r>
-        <w:rPr>
-          <w:rFonts w:eastAsiaTheme="majorEastAsia" w:cstheme="majorBidi"/>
-          <w:color w:val="000000"/>
-          <w:lang w:val="en-US"/>
-        </w:rPr>
-        <w:t>PatientId</w:t>
-      </w:r>
-      <w:proofErr w:type="spellEnd"/>
-      <w:r>
-        <w:rPr>
-          <w:rFonts w:eastAsiaTheme="majorEastAsia" w:cstheme="majorBidi"/>
-          <w:color w:val="000000"/>
-          <w:lang w:val="en-US"/>
-        </w:rPr>
-        <w:t xml:space="preserve">: Foreign Key (Maps to an </w:t>
-      </w:r>
-      <w:proofErr w:type="spellStart"/>
-      <w:r>
-        <w:rPr>
-          <w:rFonts w:eastAsiaTheme="majorEastAsia" w:cstheme="majorBidi"/>
-          <w:color w:val="000000"/>
-          <w:lang w:val="en-US"/>
-        </w:rPr>
-        <w:t>AccountId</w:t>
-      </w:r>
-      <w:proofErr w:type="spellEnd"/>
-      <w:r>
-        <w:rPr>
-          <w:rFonts w:eastAsiaTheme="majorEastAsia" w:cstheme="majorBidi"/>
-          <w:color w:val="000000"/>
-          <w:lang w:val="en-US"/>
-        </w:rPr>
-        <w:t>).</w:t>
+      <w:r>
+        <w:rPr>
+          <w:rFonts w:eastAsiaTheme="majorEastAsia" w:cstheme="majorBidi"/>
+          <w:color w:val="000000"/>
+          <w:lang w:val="en-US"/>
+        </w:rPr>
+        <w:t>PatientId: Foreign Key (Maps to an AccountId).</w:t>
       </w:r>
     </w:p>
     <w:p>
@@ -1242,41 +1005,13 @@
           <w:lang w:val="en-US"/>
         </w:rPr>
       </w:pPr>
-      <w:proofErr w:type="spellStart"/>
-      <w:r>
-        <w:rPr>
-          <w:rFonts w:eastAsiaTheme="majorEastAsia" w:cstheme="majorBidi"/>
-          <w:color w:val="000000"/>
-          <w:lang w:val="en-US"/>
-        </w:rPr>
-        <w:t>AppointmentDate</w:t>
-      </w:r>
-      <w:proofErr w:type="spellEnd"/>
-      <w:r>
-        <w:rPr>
-          <w:rFonts w:eastAsiaTheme="majorEastAsia" w:cstheme="majorBidi"/>
-          <w:color w:val="000000"/>
-          <w:lang w:val="en-US"/>
-        </w:rPr>
-        <w:t xml:space="preserve">: </w:t>
-      </w:r>
-      <w:proofErr w:type="spellStart"/>
-      <w:r>
-        <w:rPr>
-          <w:rFonts w:eastAsiaTheme="majorEastAsia" w:cstheme="majorBidi"/>
-          <w:color w:val="000000"/>
-          <w:lang w:val="en-US"/>
-        </w:rPr>
-        <w:t>DateTime</w:t>
-      </w:r>
-      <w:proofErr w:type="spellEnd"/>
-      <w:r>
-        <w:rPr>
-          <w:rFonts w:eastAsiaTheme="majorEastAsia" w:cstheme="majorBidi"/>
-          <w:color w:val="000000"/>
-          <w:lang w:val="en-US"/>
-        </w:rPr>
-        <w:t>.</w:t>
+      <w:r>
+        <w:rPr>
+          <w:rFonts w:eastAsiaTheme="majorEastAsia" w:cstheme="majorBidi"/>
+          <w:color w:val="000000"/>
+          <w:lang w:val="en-US"/>
+        </w:rPr>
+        <w:t>AppointmentDate: DateTime.</w:t>
       </w:r>
     </w:p>
     <w:p>
@@ -1557,15 +1292,7 @@
         </w:numPr>
       </w:pPr>
       <w:r>
-        <w:t xml:space="preserve">Framework: .NET </w:t>
-      </w:r>
-      <w:proofErr w:type="gramStart"/>
-      <w:r>
-        <w:t>The</w:t>
-      </w:r>
-      <w:proofErr w:type="gramEnd"/>
-      <w:r>
-        <w:t xml:space="preserve"> .NET framework is used to build the application's backend. provides built-in tools for creating web APIs</w:t>
+        <w:t>Framework: .NET The .NET framework is used to build the application's backend. provides built-in tools for creating web APIs</w:t>
       </w:r>
     </w:p>
     <w:p>
@@ -1591,15 +1318,7 @@
         <w:t xml:space="preserve">Communication Protocols &amp; Architecture: HTTPS and REST. The communication between the </w:t>
       </w:r>
       <w:r>
-        <w:t xml:space="preserve">frontend and the </w:t>
-      </w:r>
-      <w:proofErr w:type="gramStart"/>
-      <w:r>
-        <w:t>backend(</w:t>
-      </w:r>
-      <w:proofErr w:type="gramEnd"/>
-      <w:r>
-        <w:t>Controller) of the main project.</w:t>
+        <w:t>frontend and the backend(Controller) of the main project.</w:t>
       </w:r>
     </w:p>
     <w:p>
@@ -1610,19 +1329,11 @@
         </w:numPr>
         <w:spacing w:after="240"/>
       </w:pPr>
-      <w:proofErr w:type="spellStart"/>
       <w:r>
         <w:t>gRPC</w:t>
       </w:r>
-      <w:proofErr w:type="spellEnd"/>
-      <w:r>
-        <w:t xml:space="preserve">. The communication between services and main project and 2 </w:t>
-      </w:r>
-      <w:r>
-        <w:t>services</w:t>
-      </w:r>
-      <w:r>
-        <w:t>.</w:t>
+      <w:r>
+        <w:t>. The communication between services and main project and 2 services.</w:t>
       </w:r>
     </w:p>
     <w:p>
@@ -1697,55 +1408,14 @@
           <w:u w:val="double"/>
         </w:rPr>
       </w:pPr>
-      <w:proofErr w:type="spellStart"/>
-      <w:r>
-        <w:t>FunctionsControler</w:t>
-      </w:r>
-      <w:proofErr w:type="spellEnd"/>
-      <w:r>
-        <w:t xml:space="preserve"> and </w:t>
-      </w:r>
-      <w:proofErr w:type="spellStart"/>
-      <w:r>
-        <w:t>AccountController</w:t>
-      </w:r>
-      <w:proofErr w:type="spellEnd"/>
-      <w:r>
-        <w:t xml:space="preserve"> can call Export functions for d</w:t>
+      <w:r>
+        <w:t>FunctionsControler and AccountController can call Export functions for d</w:t>
       </w:r>
       <w:r>
         <w:rPr>
           <w:u w:val="double"/>
         </w:rPr>
-        <w:t xml:space="preserve">octor checkups and </w:t>
-      </w:r>
-      <w:proofErr w:type="spellStart"/>
-      <w:r>
-        <w:rPr>
-          <w:u w:val="double"/>
-        </w:rPr>
-        <w:t>acoounts</w:t>
-      </w:r>
-      <w:proofErr w:type="spellEnd"/>
-      <w:r>
-        <w:rPr>
-          <w:u w:val="double"/>
-        </w:rPr>
-        <w:t xml:space="preserve"> depending on the </w:t>
-      </w:r>
-      <w:proofErr w:type="spellStart"/>
-      <w:r>
-        <w:rPr>
-          <w:u w:val="double"/>
-        </w:rPr>
-        <w:t>stategy</w:t>
-      </w:r>
-      <w:proofErr w:type="spellEnd"/>
-      <w:r>
-        <w:rPr>
-          <w:u w:val="double"/>
-        </w:rPr>
-        <w:t xml:space="preserve"> chosen.</w:t>
+        <w:t>octor checkups and acoounts depending on the stategy chosen.</w:t>
       </w:r>
     </w:p>
     <w:p>
@@ -1759,31 +1429,7 @@
         <w:t>Services</w:t>
       </w:r>
       <w:r>
-        <w:t xml:space="preserve">: </w:t>
-      </w:r>
-      <w:proofErr w:type="spellStart"/>
-      <w:r>
-        <w:t>AccountService</w:t>
-      </w:r>
-      <w:proofErr w:type="spellEnd"/>
-      <w:r>
-        <w:t>/</w:t>
-      </w:r>
-      <w:proofErr w:type="spellStart"/>
-      <w:r>
-        <w:t>PersonService</w:t>
-      </w:r>
-      <w:proofErr w:type="spellEnd"/>
-      <w:r>
-        <w:t>/</w:t>
-      </w:r>
-      <w:proofErr w:type="spellStart"/>
-      <w:r>
-        <w:t>DoctorCheckupService</w:t>
-      </w:r>
-      <w:proofErr w:type="spellEnd"/>
-      <w:r>
-        <w:t xml:space="preserve">. </w:t>
+        <w:t xml:space="preserve">: AccountService/PersonService/DoctorCheckupService. </w:t>
       </w:r>
       <w:r>
         <w:t>Th</w:t>
@@ -1794,21 +1440,8 @@
       <w:r>
         <w:t xml:space="preserve"> </w:t>
       </w:r>
-      <w:proofErr w:type="spellStart"/>
-      <w:r>
-        <w:t>Spred</w:t>
-      </w:r>
-      <w:proofErr w:type="spellEnd"/>
-      <w:r>
-        <w:t xml:space="preserve"> the logic of the program into 3 distinct apps, reducing </w:t>
-      </w:r>
-      <w:proofErr w:type="spellStart"/>
-      <w:r>
-        <w:t>cupling</w:t>
-      </w:r>
-      <w:proofErr w:type="spellEnd"/>
-      <w:r>
-        <w:t>. Each is made for one Database table.</w:t>
+      <w:r>
+        <w:t>Spred the logic of the program into 3 distinct apps, reducing cupling. Each is made for one Database table.</w:t>
       </w:r>
     </w:p>
     <w:p>
@@ -1818,46 +1451,20 @@
           <w:numId w:val="2"/>
         </w:numPr>
       </w:pPr>
-      <w:proofErr w:type="spellStart"/>
-      <w:r>
-        <w:t>Servise</w:t>
-      </w:r>
-      <w:proofErr w:type="spellEnd"/>
-      <w:r>
-        <w:t>(layer).</w:t>
+      <w:r>
+        <w:t>Servise(layer).</w:t>
       </w:r>
       <w:r>
         <w:t xml:space="preserve"> </w:t>
       </w:r>
       <w:r>
-        <w:t>Each Service has one</w:t>
-      </w:r>
-      <w:r>
-        <w:t xml:space="preserve">. Here the </w:t>
-      </w:r>
-      <w:proofErr w:type="spellStart"/>
+        <w:t xml:space="preserve">Each Service has one. Here the </w:t>
+      </w:r>
       <w:r>
         <w:t>gRPC</w:t>
       </w:r>
-      <w:proofErr w:type="spellEnd"/>
-      <w:r>
-        <w:t xml:space="preserve"> commands are intercepted, processed and the reply </w:t>
-      </w:r>
-      <w:proofErr w:type="gramStart"/>
-      <w:r>
-        <w:t>given(</w:t>
-      </w:r>
-      <w:proofErr w:type="gramEnd"/>
-      <w:r>
-        <w:t xml:space="preserve">or an </w:t>
-      </w:r>
-      <w:proofErr w:type="spellStart"/>
-      <w:r>
-        <w:t>Exeption</w:t>
-      </w:r>
-      <w:proofErr w:type="spellEnd"/>
-      <w:r>
-        <w:t>).</w:t>
+      <w:r>
+        <w:t xml:space="preserve"> commands are intercepted, processed and the reply given(or an Exeption).</w:t>
       </w:r>
     </w:p>
     <w:p>
@@ -1874,15 +1481,7 @@
         <w:t xml:space="preserve">. Each Service has one. </w:t>
       </w:r>
       <w:r>
-        <w:t xml:space="preserve">This is the Data Access layer. It encapsulates all direct database queries and operations using the </w:t>
-      </w:r>
-      <w:proofErr w:type="spellStart"/>
-      <w:r>
-        <w:t>AppDbContext</w:t>
-      </w:r>
-      <w:proofErr w:type="spellEnd"/>
-      <w:r>
-        <w:t xml:space="preserve">. </w:t>
+        <w:t xml:space="preserve">This is the Data Access layer. It encapsulates all direct database queries and operations using the AppDbContext. </w:t>
       </w:r>
     </w:p>
     <w:p>
@@ -1904,15 +1503,7 @@
         </w:numPr>
       </w:pPr>
       <w:r>
-        <w:t xml:space="preserve">Entities: The core domain objects mapped to the database tables (e.g., Accounts, </w:t>
-      </w:r>
-      <w:proofErr w:type="spellStart"/>
-      <w:r>
-        <w:t>DoctorCheckup</w:t>
-      </w:r>
-      <w:proofErr w:type="spellEnd"/>
-      <w:r>
-        <w:t>).</w:t>
+        <w:t>Entities: The core domain objects mapped to the database tables (e.g., Accounts, DoctorCheckup).</w:t>
       </w:r>
     </w:p>
     <w:p>
@@ -1922,29 +1513,8 @@
           <w:numId w:val="2"/>
         </w:numPr>
       </w:pPr>
-      <w:proofErr w:type="spellStart"/>
-      <w:r>
-        <w:t>ViewModels</w:t>
-      </w:r>
-      <w:proofErr w:type="spellEnd"/>
-      <w:r>
-        <w:t>: Classes used strictly to pass data from the Controllers to the Views (</w:t>
-      </w:r>
-      <w:proofErr w:type="spellStart"/>
-      <w:r>
-        <w:t>SignInModel</w:t>
-      </w:r>
-      <w:proofErr w:type="spellEnd"/>
-      <w:r>
-        <w:t xml:space="preserve">, </w:t>
-      </w:r>
-      <w:proofErr w:type="spellStart"/>
-      <w:r>
-        <w:t>SignUpModel</w:t>
-      </w:r>
-      <w:proofErr w:type="spellEnd"/>
-      <w:r>
-        <w:t>).</w:t>
+      <w:r>
+        <w:t>ViewModels: Classes used strictly to pass data from the Controllers to the Views (SignInModel, SignUpModel).</w:t>
       </w:r>
     </w:p>
     <w:p>
@@ -1954,13 +1524,8 @@
           <w:numId w:val="2"/>
         </w:numPr>
       </w:pPr>
-      <w:proofErr w:type="spellStart"/>
-      <w:r>
-        <w:t>HelperStructures</w:t>
-      </w:r>
-      <w:proofErr w:type="spellEnd"/>
-      <w:r>
-        <w:t xml:space="preserve">: </w:t>
+      <w:r>
+        <w:t xml:space="preserve">HelperStructures: </w:t>
       </w:r>
     </w:p>
     <w:p>
@@ -2032,36 +1597,7 @@
         <w:spacing w:after="240"/>
       </w:pPr>
       <w:r>
-        <w:t xml:space="preserve">Views (/Views) This directory contains the graphical user interface components </w:t>
-      </w:r>
-      <w:proofErr w:type="gramStart"/>
-      <w:r>
-        <w:t>(.</w:t>
-      </w:r>
-      <w:proofErr w:type="spellStart"/>
-      <w:r>
-        <w:t>cshtml</w:t>
-      </w:r>
-      <w:proofErr w:type="spellEnd"/>
-      <w:proofErr w:type="gramEnd"/>
-      <w:r>
-        <w:t xml:space="preserve"> files). The folders inside indicate the kind of operation being performed and map directly to the controllers (/Views/Account folder handles </w:t>
-      </w:r>
-      <w:proofErr w:type="spellStart"/>
-      <w:r>
-        <w:t>SignIn.cshtml</w:t>
-      </w:r>
-      <w:proofErr w:type="spellEnd"/>
-      <w:r>
-        <w:t xml:space="preserve"> and </w:t>
-      </w:r>
-      <w:proofErr w:type="spellStart"/>
-      <w:r>
-        <w:t>SignUp.cshtml</w:t>
-      </w:r>
-      <w:proofErr w:type="spellEnd"/>
-      <w:r>
-        <w:t>).</w:t>
+        <w:t>Views (/Views) This directory contains the graphical user interface components (.cshtml files). The folders inside indicate the kind of operation being performed and map directly to the controllers (/Views/Account folder handles SignIn.cshtml and SignUp.cshtml).</w:t>
       </w:r>
     </w:p>
     <w:p>

--- a/SD2.docx
+++ b/SD2.docx
@@ -194,7 +194,31 @@
         <w:spacing w:after="240"/>
       </w:pPr>
       <w:r>
-        <w:t>The system must allow all authenticated roles to download the list of doctor checkups that concerns them. The format can be chosen as .josn, .scv, .Xml. The users must allso be able to sort or filter the information.</w:t>
+        <w:t>The system must allow all authenticated roles to download the list of doctor checkups that concerns them. The format can be chosen as .</w:t>
+      </w:r>
+      <w:proofErr w:type="spellStart"/>
+      <w:r>
+        <w:t>josn</w:t>
+      </w:r>
+      <w:proofErr w:type="spellEnd"/>
+      <w:r>
+        <w:t>, .</w:t>
+      </w:r>
+      <w:proofErr w:type="spellStart"/>
+      <w:r>
+        <w:t>scv</w:t>
+      </w:r>
+      <w:proofErr w:type="spellEnd"/>
+      <w:r>
+        <w:t xml:space="preserve">, .Xml. The users must </w:t>
+      </w:r>
+      <w:proofErr w:type="spellStart"/>
+      <w:r>
+        <w:t>allso</w:t>
+      </w:r>
+      <w:proofErr w:type="spellEnd"/>
+      <w:r>
+        <w:t xml:space="preserve"> be able to sort or filter the information.</w:t>
       </w:r>
     </w:p>
     <w:p>
@@ -206,7 +230,31 @@
         <w:spacing w:after="240"/>
       </w:pPr>
       <w:r>
-        <w:t>The system must allow admins to download the information of all accounts. . The format can be chosen as .josn, .scv, .Xml. The admin must allso be able to sort the information.</w:t>
+        <w:t>The system must allow admins to download the information of all accounts. . The format can be chosen as .</w:t>
+      </w:r>
+      <w:proofErr w:type="spellStart"/>
+      <w:r>
+        <w:t>josn</w:t>
+      </w:r>
+      <w:proofErr w:type="spellEnd"/>
+      <w:r>
+        <w:t>, .</w:t>
+      </w:r>
+      <w:proofErr w:type="spellStart"/>
+      <w:r>
+        <w:t>scv</w:t>
+      </w:r>
+      <w:proofErr w:type="spellEnd"/>
+      <w:r>
+        <w:t xml:space="preserve">, .Xml. The admin must </w:t>
+      </w:r>
+      <w:proofErr w:type="spellStart"/>
+      <w:r>
+        <w:t>allso</w:t>
+      </w:r>
+      <w:proofErr w:type="spellEnd"/>
+      <w:r>
+        <w:t xml:space="preserve"> be able to sort the information.</w:t>
       </w:r>
     </w:p>
     <w:p>
@@ -218,7 +266,23 @@
         <w:spacing w:after="240"/>
       </w:pPr>
       <w:r>
-        <w:t>The system must emit an email to the current user the result of operations (Create, Update, Delete). It must do so by emiting an event for the operations and to be cauth by a Notification Service.</w:t>
+        <w:t xml:space="preserve">The system must emit an email to the current user the result of operations (Create, Update, Delete). It must do so by </w:t>
+      </w:r>
+      <w:proofErr w:type="spellStart"/>
+      <w:r>
+        <w:t>emiting</w:t>
+      </w:r>
+      <w:proofErr w:type="spellEnd"/>
+      <w:r>
+        <w:t xml:space="preserve"> an event for the operations and to be </w:t>
+      </w:r>
+      <w:proofErr w:type="spellStart"/>
+      <w:r>
+        <w:t>cauth</w:t>
+      </w:r>
+      <w:proofErr w:type="spellEnd"/>
+      <w:r>
+        <w:t xml:space="preserve"> by a Notification Service.</w:t>
       </w:r>
     </w:p>
     <w:p>
@@ -291,7 +355,21 @@
         <w:rPr>
           <w:lang w:val="en-US"/>
         </w:rPr>
-        <w:t>•services communicate using synchronous gRPC messaging</w:t>
+        <w:t xml:space="preserve">•services communicate using synchronous </w:t>
+      </w:r>
+      <w:proofErr w:type="spellStart"/>
+      <w:r>
+        <w:rPr>
+          <w:lang w:val="en-US"/>
+        </w:rPr>
+        <w:t>gRPC</w:t>
+      </w:r>
+      <w:proofErr w:type="spellEnd"/>
+      <w:r>
+        <w:rPr>
+          <w:lang w:val="en-US"/>
+        </w:rPr>
+        <w:t xml:space="preserve"> messaging</w:t>
       </w:r>
     </w:p>
     <w:p>
@@ -333,13 +411,198 @@
         <w:rPr>
           <w:lang w:val="en-US"/>
         </w:rPr>
-        <w:t>. Each service has to interfaces. A readonly and a Write one. For each there is one class that overloads the methods of the interface and implements the buisnes logic.</w:t>
-      </w:r>
-    </w:p>
-    <w:p>
-      <w:pPr>
-        <w:spacing w:before="240" w:after="240"/>
-      </w:pPr>
+        <w:t xml:space="preserve">. Each service has to interfaces. A </w:t>
+      </w:r>
+      <w:proofErr w:type="spellStart"/>
+      <w:r>
+        <w:rPr>
+          <w:lang w:val="en-US"/>
+        </w:rPr>
+        <w:t>readonly</w:t>
+      </w:r>
+      <w:proofErr w:type="spellEnd"/>
+      <w:r>
+        <w:rPr>
+          <w:lang w:val="en-US"/>
+        </w:rPr>
+        <w:t xml:space="preserve"> and a Write one. For each there is one class that overloads the methods of the interface and implements the </w:t>
+      </w:r>
+      <w:proofErr w:type="spellStart"/>
+      <w:r>
+        <w:rPr>
+          <w:lang w:val="en-US"/>
+        </w:rPr>
+        <w:t>buisnes</w:t>
+      </w:r>
+      <w:proofErr w:type="spellEnd"/>
+      <w:r>
+        <w:rPr>
+          <w:lang w:val="en-US"/>
+        </w:rPr>
+        <w:t xml:space="preserve"> logic.</w:t>
+      </w:r>
+    </w:p>
+    <w:p>
+      <w:pPr>
+        <w:numPr>
+          <w:ilvl w:val="0"/>
+          <w:numId w:val="4"/>
+        </w:numPr>
+        <w:spacing w:after="240"/>
+        <w:rPr>
+          <w:lang w:val="en-US"/>
+        </w:rPr>
+      </w:pPr>
+      <w:r>
+        <w:rPr>
+          <w:lang w:val="en-US"/>
+        </w:rPr>
+        <w:t>Command</w:t>
+      </w:r>
+      <w:r>
+        <w:rPr>
+          <w:lang w:val="en-US"/>
+        </w:rPr>
+        <w:t xml:space="preserve"> Design pattern: </w:t>
+      </w:r>
+      <w:r>
+        <w:rPr>
+          <w:lang w:val="en-US"/>
+        </w:rPr>
+        <w:t>encapsulate actions initiated via the GUI</w:t>
+      </w:r>
+      <w:r>
+        <w:rPr>
+          <w:lang w:val="en-US"/>
+        </w:rPr>
+        <w:t xml:space="preserve">. For each call to the </w:t>
+      </w:r>
+      <w:proofErr w:type="spellStart"/>
+      <w:r>
+        <w:rPr>
+          <w:lang w:val="en-US"/>
+        </w:rPr>
+        <w:t>serice</w:t>
+      </w:r>
+      <w:proofErr w:type="spellEnd"/>
+      <w:r>
+        <w:rPr>
+          <w:lang w:val="en-US"/>
+        </w:rPr>
+        <w:t>, an object is created holding the connection class. It has a generic method that takes and returns the Request and replay information for each specific interface call.</w:t>
+      </w:r>
+    </w:p>
+    <w:p>
+      <w:pPr>
+        <w:numPr>
+          <w:ilvl w:val="0"/>
+          <w:numId w:val="4"/>
+        </w:numPr>
+        <w:spacing w:after="240"/>
+        <w:rPr>
+          <w:lang w:val="en-US"/>
+        </w:rPr>
+      </w:pPr>
+      <w:r>
+        <w:rPr>
+          <w:lang w:val="en-US"/>
+        </w:rPr>
+        <w:t xml:space="preserve">Template design pattern. </w:t>
+      </w:r>
+      <w:r>
+        <w:rPr>
+          <w:lang w:val="en-US"/>
+        </w:rPr>
+        <w:t xml:space="preserve">One abstract class dictates how will the export sub classes behave. Specific methods for: </w:t>
+      </w:r>
+      <w:proofErr w:type="spellStart"/>
+      <w:r>
+        <w:rPr>
+          <w:lang w:val="en-US"/>
+        </w:rPr>
+        <w:t>Formating</w:t>
+      </w:r>
+      <w:proofErr w:type="spellEnd"/>
+      <w:r>
+        <w:rPr>
+          <w:lang w:val="en-US"/>
+        </w:rPr>
+        <w:t xml:space="preserve"> and entity(</w:t>
+      </w:r>
+      <w:proofErr w:type="spellStart"/>
+      <w:r>
+        <w:rPr>
+          <w:lang w:val="en-US"/>
+        </w:rPr>
+        <w:t>FormatPerson</w:t>
+      </w:r>
+      <w:proofErr w:type="spellEnd"/>
+      <w:r>
+        <w:rPr>
+          <w:lang w:val="en-US"/>
+        </w:rPr>
+        <w:t>)</w:t>
+      </w:r>
+      <w:r>
+        <w:rPr>
+          <w:lang w:val="en-US"/>
+        </w:rPr>
+        <w:t xml:space="preserve">, combining the formatted </w:t>
+      </w:r>
+      <w:proofErr w:type="spellStart"/>
+      <w:r>
+        <w:rPr>
+          <w:lang w:val="en-US"/>
+        </w:rPr>
+        <w:t>enities</w:t>
+      </w:r>
+      <w:proofErr w:type="spellEnd"/>
+      <w:r>
+        <w:rPr>
+          <w:lang w:val="en-US"/>
+        </w:rPr>
+        <w:t>(</w:t>
+      </w:r>
+      <w:proofErr w:type="spellStart"/>
+      <w:r>
+        <w:rPr>
+          <w:lang w:val="en-US"/>
+        </w:rPr>
+        <w:t>CombinePersons</w:t>
+      </w:r>
+      <w:proofErr w:type="spellEnd"/>
+      <w:r>
+        <w:rPr>
+          <w:lang w:val="en-US"/>
+        </w:rPr>
+        <w:t>)</w:t>
+      </w:r>
+      <w:r>
+        <w:rPr>
+          <w:lang w:val="en-US"/>
+        </w:rPr>
+        <w:t xml:space="preserve"> and generating bytes(</w:t>
+      </w:r>
+      <w:proofErr w:type="spellStart"/>
+      <w:r>
+        <w:rPr>
+          <w:lang w:val="en-US"/>
+        </w:rPr>
+        <w:t>GenerateBytes</w:t>
+      </w:r>
+      <w:proofErr w:type="spellEnd"/>
+      <w:r>
+        <w:rPr>
+          <w:lang w:val="en-US"/>
+        </w:rPr>
+        <w:t>)</w:t>
+      </w:r>
+      <w:r>
+        <w:rPr>
+          <w:lang w:val="en-US"/>
+        </w:rPr>
+        <w:t>.</w:t>
+      </w:r>
     </w:p>
     <w:p>
       <w:pPr>
@@ -508,7 +771,16 @@
           <w:color w:val="000000"/>
           <w:lang w:val="en-US"/>
         </w:rPr>
-        <w:t>Communication: Zero outgoing dependencies</w:t>
+        <w:t xml:space="preserve">Communication: Zero outgoing </w:t>
+      </w:r>
+      <w:proofErr w:type="spellStart"/>
+      <w:r>
+        <w:rPr>
+          <w:rFonts w:eastAsiaTheme="majorEastAsia" w:cstheme="majorBidi"/>
+          <w:color w:val="000000"/>
+          <w:lang w:val="en-US"/>
+        </w:rPr>
+        <w:t>dependencies</w:t>
       </w:r>
       <w:r>
         <w:rPr>
@@ -524,7 +796,34 @@
           <w:color w:val="000000"/>
           <w:lang w:val="en-US"/>
         </w:rPr>
-        <w:t>It only responds to incoming requests (like GetPersonById).</w:t>
+        <w:t>It</w:t>
+      </w:r>
+      <w:proofErr w:type="spellEnd"/>
+      <w:r>
+        <w:rPr>
+          <w:rFonts w:eastAsiaTheme="majorEastAsia" w:cstheme="majorBidi"/>
+          <w:color w:val="000000"/>
+          <w:lang w:val="en-US"/>
+        </w:rPr>
+        <w:t xml:space="preserve"> only responds to incoming requests (like </w:t>
+      </w:r>
+      <w:proofErr w:type="spellStart"/>
+      <w:r>
+        <w:rPr>
+          <w:rFonts w:eastAsiaTheme="majorEastAsia" w:cstheme="majorBidi"/>
+          <w:color w:val="000000"/>
+          <w:lang w:val="en-US"/>
+        </w:rPr>
+        <w:t>GetPersonById</w:t>
+      </w:r>
+      <w:proofErr w:type="spellEnd"/>
+      <w:r>
+        <w:rPr>
+          <w:rFonts w:eastAsiaTheme="majorEastAsia" w:cstheme="majorBidi"/>
+          <w:color w:val="000000"/>
+          <w:lang w:val="en-US"/>
+        </w:rPr>
+        <w:t>).</w:t>
       </w:r>
     </w:p>
     <w:p>
@@ -696,7 +995,25 @@
           <w:color w:val="000000"/>
           <w:lang w:val="en-US"/>
         </w:rPr>
-        <w:t xml:space="preserve">Communication: Depends on Person Service. When an Account is requested, it uses GetPersonById to </w:t>
+        <w:t xml:space="preserve">Communication: Depends on Person Service. When an Account is requested, it uses </w:t>
+      </w:r>
+      <w:proofErr w:type="spellStart"/>
+      <w:r>
+        <w:rPr>
+          <w:rFonts w:eastAsiaTheme="majorEastAsia" w:cstheme="majorBidi"/>
+          <w:color w:val="000000"/>
+          <w:lang w:val="en-US"/>
+        </w:rPr>
+        <w:t>GetPersonById</w:t>
+      </w:r>
+      <w:proofErr w:type="spellEnd"/>
+      <w:r>
+        <w:rPr>
+          <w:rFonts w:eastAsiaTheme="majorEastAsia" w:cstheme="majorBidi"/>
+          <w:color w:val="000000"/>
+          <w:lang w:val="en-US"/>
+        </w:rPr>
+        <w:t xml:space="preserve"> to </w:t>
       </w:r>
       <w:r>
         <w:rPr>
@@ -781,13 +1098,23 @@
           <w:lang w:val="en-US"/>
         </w:rPr>
       </w:pPr>
-      <w:r>
-        <w:rPr>
-          <w:rFonts w:eastAsiaTheme="majorEastAsia" w:cstheme="majorBidi"/>
-          <w:color w:val="000000"/>
-          <w:lang w:val="en-US"/>
-        </w:rPr>
-        <w:t>PersonId: Foreign Key (Maps to an ID in the Person Service).</w:t>
+      <w:proofErr w:type="spellStart"/>
+      <w:r>
+        <w:rPr>
+          <w:rFonts w:eastAsiaTheme="majorEastAsia" w:cstheme="majorBidi"/>
+          <w:color w:val="000000"/>
+          <w:lang w:val="en-US"/>
+        </w:rPr>
+        <w:t>PersonId</w:t>
+      </w:r>
+      <w:proofErr w:type="spellEnd"/>
+      <w:r>
+        <w:rPr>
+          <w:rFonts w:eastAsiaTheme="majorEastAsia" w:cstheme="majorBidi"/>
+          <w:color w:val="000000"/>
+          <w:lang w:val="en-US"/>
+        </w:rPr>
+        <w:t>: Foreign Key (Maps to an ID in the Person Service).</w:t>
       </w:r>
     </w:p>
     <w:p>
@@ -893,7 +1220,25 @@
           <w:color w:val="000000"/>
           <w:lang w:val="en-US"/>
         </w:rPr>
-        <w:t>Communication: Depends on Account Service. To display a full appointment, it uses GetAccountById to fetch the Doctor and Patient accounts</w:t>
+        <w:t xml:space="preserve">Communication: Depends on Account Service. To display a full appointment, it uses </w:t>
+      </w:r>
+      <w:proofErr w:type="spellStart"/>
+      <w:r>
+        <w:rPr>
+          <w:rFonts w:eastAsiaTheme="majorEastAsia" w:cstheme="majorBidi"/>
+          <w:color w:val="000000"/>
+          <w:lang w:val="en-US"/>
+        </w:rPr>
+        <w:t>GetAccountById</w:t>
+      </w:r>
+      <w:proofErr w:type="spellEnd"/>
+      <w:r>
+        <w:rPr>
+          <w:rFonts w:eastAsiaTheme="majorEastAsia" w:cstheme="majorBidi"/>
+          <w:color w:val="000000"/>
+          <w:lang w:val="en-US"/>
+        </w:rPr>
+        <w:t xml:space="preserve"> to fetch the Doctor and Patient accounts</w:t>
       </w:r>
       <w:r>
         <w:rPr>
@@ -961,13 +1306,41 @@
           <w:lang w:val="en-US"/>
         </w:rPr>
       </w:pPr>
-      <w:r>
-        <w:rPr>
-          <w:rFonts w:eastAsiaTheme="majorEastAsia" w:cstheme="majorBidi"/>
-          <w:color w:val="000000"/>
-          <w:lang w:val="en-US"/>
-        </w:rPr>
-        <w:t>DoctorId: Foreign Key (Maps to an AccountId).</w:t>
+      <w:proofErr w:type="spellStart"/>
+      <w:r>
+        <w:rPr>
+          <w:rFonts w:eastAsiaTheme="majorEastAsia" w:cstheme="majorBidi"/>
+          <w:color w:val="000000"/>
+          <w:lang w:val="en-US"/>
+        </w:rPr>
+        <w:t>DoctorId</w:t>
+      </w:r>
+      <w:proofErr w:type="spellEnd"/>
+      <w:r>
+        <w:rPr>
+          <w:rFonts w:eastAsiaTheme="majorEastAsia" w:cstheme="majorBidi"/>
+          <w:color w:val="000000"/>
+          <w:lang w:val="en-US"/>
+        </w:rPr>
+        <w:t xml:space="preserve">: Foreign Key (Maps to an </w:t>
+      </w:r>
+      <w:proofErr w:type="spellStart"/>
+      <w:r>
+        <w:rPr>
+          <w:rFonts w:eastAsiaTheme="majorEastAsia" w:cstheme="majorBidi"/>
+          <w:color w:val="000000"/>
+          <w:lang w:val="en-US"/>
+        </w:rPr>
+        <w:t>AccountId</w:t>
+      </w:r>
+      <w:proofErr w:type="spellEnd"/>
+      <w:r>
+        <w:rPr>
+          <w:rFonts w:eastAsiaTheme="majorEastAsia" w:cstheme="majorBidi"/>
+          <w:color w:val="000000"/>
+          <w:lang w:val="en-US"/>
+        </w:rPr>
+        <w:t>).</w:t>
       </w:r>
     </w:p>
     <w:p>
@@ -983,13 +1356,41 @@
           <w:lang w:val="en-US"/>
         </w:rPr>
       </w:pPr>
-      <w:r>
-        <w:rPr>
-          <w:rFonts w:eastAsiaTheme="majorEastAsia" w:cstheme="majorBidi"/>
-          <w:color w:val="000000"/>
-          <w:lang w:val="en-US"/>
-        </w:rPr>
-        <w:t>PatientId: Foreign Key (Maps to an AccountId).</w:t>
+      <w:proofErr w:type="spellStart"/>
+      <w:r>
+        <w:rPr>
+          <w:rFonts w:eastAsiaTheme="majorEastAsia" w:cstheme="majorBidi"/>
+          <w:color w:val="000000"/>
+          <w:lang w:val="en-US"/>
+        </w:rPr>
+        <w:t>PatientId</w:t>
+      </w:r>
+      <w:proofErr w:type="spellEnd"/>
+      <w:r>
+        <w:rPr>
+          <w:rFonts w:eastAsiaTheme="majorEastAsia" w:cstheme="majorBidi"/>
+          <w:color w:val="000000"/>
+          <w:lang w:val="en-US"/>
+        </w:rPr>
+        <w:t xml:space="preserve">: Foreign Key (Maps to an </w:t>
+      </w:r>
+      <w:proofErr w:type="spellStart"/>
+      <w:r>
+        <w:rPr>
+          <w:rFonts w:eastAsiaTheme="majorEastAsia" w:cstheme="majorBidi"/>
+          <w:color w:val="000000"/>
+          <w:lang w:val="en-US"/>
+        </w:rPr>
+        <w:t>AccountId</w:t>
+      </w:r>
+      <w:proofErr w:type="spellEnd"/>
+      <w:r>
+        <w:rPr>
+          <w:rFonts w:eastAsiaTheme="majorEastAsia" w:cstheme="majorBidi"/>
+          <w:color w:val="000000"/>
+          <w:lang w:val="en-US"/>
+        </w:rPr>
+        <w:t>).</w:t>
       </w:r>
     </w:p>
     <w:p>
@@ -1005,13 +1406,41 @@
           <w:lang w:val="en-US"/>
         </w:rPr>
       </w:pPr>
-      <w:r>
-        <w:rPr>
-          <w:rFonts w:eastAsiaTheme="majorEastAsia" w:cstheme="majorBidi"/>
-          <w:color w:val="000000"/>
-          <w:lang w:val="en-US"/>
-        </w:rPr>
-        <w:t>AppointmentDate: DateTime.</w:t>
+      <w:proofErr w:type="spellStart"/>
+      <w:r>
+        <w:rPr>
+          <w:rFonts w:eastAsiaTheme="majorEastAsia" w:cstheme="majorBidi"/>
+          <w:color w:val="000000"/>
+          <w:lang w:val="en-US"/>
+        </w:rPr>
+        <w:t>AppointmentDate</w:t>
+      </w:r>
+      <w:proofErr w:type="spellEnd"/>
+      <w:r>
+        <w:rPr>
+          <w:rFonts w:eastAsiaTheme="majorEastAsia" w:cstheme="majorBidi"/>
+          <w:color w:val="000000"/>
+          <w:lang w:val="en-US"/>
+        </w:rPr>
+        <w:t xml:space="preserve">: </w:t>
+      </w:r>
+      <w:proofErr w:type="spellStart"/>
+      <w:r>
+        <w:rPr>
+          <w:rFonts w:eastAsiaTheme="majorEastAsia" w:cstheme="majorBidi"/>
+          <w:color w:val="000000"/>
+          <w:lang w:val="en-US"/>
+        </w:rPr>
+        <w:t>DateTime</w:t>
+      </w:r>
+      <w:proofErr w:type="spellEnd"/>
+      <w:r>
+        <w:rPr>
+          <w:rFonts w:eastAsiaTheme="majorEastAsia" w:cstheme="majorBidi"/>
+          <w:color w:val="000000"/>
+          <w:lang w:val="en-US"/>
+        </w:rPr>
+        <w:t>.</w:t>
       </w:r>
     </w:p>
     <w:p>
@@ -1329,9 +1758,11 @@
         </w:numPr>
         <w:spacing w:after="240"/>
       </w:pPr>
+      <w:proofErr w:type="spellStart"/>
       <w:r>
         <w:t>gRPC</w:t>
       </w:r>
+      <w:proofErr w:type="spellEnd"/>
       <w:r>
         <w:t>. The communication between services and main project and 2 services.</w:t>
       </w:r>
@@ -1408,14 +1839,55 @@
           <w:u w:val="double"/>
         </w:rPr>
       </w:pPr>
-      <w:r>
-        <w:t>FunctionsControler and AccountController can call Export functions for d</w:t>
+      <w:proofErr w:type="spellStart"/>
+      <w:r>
+        <w:t>FunctionsControler</w:t>
+      </w:r>
+      <w:proofErr w:type="spellEnd"/>
+      <w:r>
+        <w:t xml:space="preserve"> and </w:t>
+      </w:r>
+      <w:proofErr w:type="spellStart"/>
+      <w:r>
+        <w:t>AccountController</w:t>
+      </w:r>
+      <w:proofErr w:type="spellEnd"/>
+      <w:r>
+        <w:t xml:space="preserve"> can call Export functions for d</w:t>
       </w:r>
       <w:r>
         <w:rPr>
           <w:u w:val="double"/>
         </w:rPr>
-        <w:t>octor checkups and acoounts depending on the stategy chosen.</w:t>
+        <w:t xml:space="preserve">octor checkups and </w:t>
+      </w:r>
+      <w:proofErr w:type="spellStart"/>
+      <w:r>
+        <w:rPr>
+          <w:u w:val="double"/>
+        </w:rPr>
+        <w:t>acoounts</w:t>
+      </w:r>
+      <w:proofErr w:type="spellEnd"/>
+      <w:r>
+        <w:rPr>
+          <w:u w:val="double"/>
+        </w:rPr>
+        <w:t xml:space="preserve"> depending on the </w:t>
+      </w:r>
+      <w:proofErr w:type="spellStart"/>
+      <w:r>
+        <w:rPr>
+          <w:u w:val="double"/>
+        </w:rPr>
+        <w:t>stategy</w:t>
+      </w:r>
+      <w:proofErr w:type="spellEnd"/>
+      <w:r>
+        <w:rPr>
+          <w:u w:val="double"/>
+        </w:rPr>
+        <w:t xml:space="preserve"> chosen.</w:t>
       </w:r>
     </w:p>
     <w:p>
@@ -1429,7 +1901,31 @@
         <w:t>Services</w:t>
       </w:r>
       <w:r>
-        <w:t xml:space="preserve">: AccountService/PersonService/DoctorCheckupService. </w:t>
+        <w:t xml:space="preserve">: </w:t>
+      </w:r>
+      <w:proofErr w:type="spellStart"/>
+      <w:r>
+        <w:t>AccountService</w:t>
+      </w:r>
+      <w:proofErr w:type="spellEnd"/>
+      <w:r>
+        <w:t>/</w:t>
+      </w:r>
+      <w:proofErr w:type="spellStart"/>
+      <w:r>
+        <w:t>PersonService</w:t>
+      </w:r>
+      <w:proofErr w:type="spellEnd"/>
+      <w:r>
+        <w:t>/</w:t>
+      </w:r>
+      <w:proofErr w:type="spellStart"/>
+      <w:r>
+        <w:t>DoctorCheckupService</w:t>
+      </w:r>
+      <w:proofErr w:type="spellEnd"/>
+      <w:r>
+        <w:t xml:space="preserve">. </w:t>
       </w:r>
       <w:r>
         <w:t>Th</w:t>
@@ -1440,8 +1936,21 @@
       <w:r>
         <w:t xml:space="preserve"> </w:t>
       </w:r>
-      <w:r>
-        <w:t>Spred the logic of the program into 3 distinct apps, reducing cupling. Each is made for one Database table.</w:t>
+      <w:proofErr w:type="spellStart"/>
+      <w:r>
+        <w:t>Spred</w:t>
+      </w:r>
+      <w:proofErr w:type="spellEnd"/>
+      <w:r>
+        <w:t xml:space="preserve"> the logic of the program into 3 distinct apps, reducing </w:t>
+      </w:r>
+      <w:proofErr w:type="spellStart"/>
+      <w:r>
+        <w:t>cupling</w:t>
+      </w:r>
+      <w:proofErr w:type="spellEnd"/>
+      <w:r>
+        <w:t>. Each is made for one Database table.</w:t>
       </w:r>
     </w:p>
     <w:p>
@@ -1451,8 +1960,13 @@
           <w:numId w:val="2"/>
         </w:numPr>
       </w:pPr>
-      <w:r>
-        <w:t>Servise(layer).</w:t>
+      <w:proofErr w:type="spellStart"/>
+      <w:r>
+        <w:t>Servise</w:t>
+      </w:r>
+      <w:proofErr w:type="spellEnd"/>
+      <w:r>
+        <w:t>(layer).</w:t>
       </w:r>
       <w:r>
         <w:t xml:space="preserve"> </w:t>
@@ -1460,11 +1974,21 @@
       <w:r>
         <w:t xml:space="preserve">Each Service has one. Here the </w:t>
       </w:r>
+      <w:proofErr w:type="spellStart"/>
       <w:r>
         <w:t>gRPC</w:t>
       </w:r>
-      <w:r>
-        <w:t xml:space="preserve"> commands are intercepted, processed and the reply given(or an Exeption).</w:t>
+      <w:proofErr w:type="spellEnd"/>
+      <w:r>
+        <w:t xml:space="preserve"> commands are intercepted, processed and the reply given(or an </w:t>
+      </w:r>
+      <w:proofErr w:type="spellStart"/>
+      <w:r>
+        <w:t>Exeption</w:t>
+      </w:r>
+      <w:proofErr w:type="spellEnd"/>
+      <w:r>
+        <w:t>).</w:t>
       </w:r>
     </w:p>
     <w:p>
@@ -1481,7 +2005,15 @@
         <w:t xml:space="preserve">. Each Service has one. </w:t>
       </w:r>
       <w:r>
-        <w:t xml:space="preserve">This is the Data Access layer. It encapsulates all direct database queries and operations using the AppDbContext. </w:t>
+        <w:t xml:space="preserve">This is the Data Access layer. It encapsulates all direct database queries and operations using the </w:t>
+      </w:r>
+      <w:proofErr w:type="spellStart"/>
+      <w:r>
+        <w:t>AppDbContext</w:t>
+      </w:r>
+      <w:proofErr w:type="spellEnd"/>
+      <w:r>
+        <w:t xml:space="preserve">. </w:t>
       </w:r>
     </w:p>
     <w:p>
@@ -1503,7 +2035,15 @@
         </w:numPr>
       </w:pPr>
       <w:r>
-        <w:t>Entities: The core domain objects mapped to the database tables (e.g., Accounts, DoctorCheckup).</w:t>
+        <w:t xml:space="preserve">Entities: The core domain objects mapped to the database tables (e.g., Accounts, </w:t>
+      </w:r>
+      <w:proofErr w:type="spellStart"/>
+      <w:r>
+        <w:t>DoctorCheckup</w:t>
+      </w:r>
+      <w:proofErr w:type="spellEnd"/>
+      <w:r>
+        <w:t>).</w:t>
       </w:r>
     </w:p>
     <w:p>
@@ -1513,8 +2053,29 @@
           <w:numId w:val="2"/>
         </w:numPr>
       </w:pPr>
-      <w:r>
-        <w:t>ViewModels: Classes used strictly to pass data from the Controllers to the Views (SignInModel, SignUpModel).</w:t>
+      <w:proofErr w:type="spellStart"/>
+      <w:r>
+        <w:t>ViewModels</w:t>
+      </w:r>
+      <w:proofErr w:type="spellEnd"/>
+      <w:r>
+        <w:t>: Classes used strictly to pass data from the Controllers to the Views (</w:t>
+      </w:r>
+      <w:proofErr w:type="spellStart"/>
+      <w:r>
+        <w:t>SignInModel</w:t>
+      </w:r>
+      <w:proofErr w:type="spellEnd"/>
+      <w:r>
+        <w:t xml:space="preserve">, </w:t>
+      </w:r>
+      <w:proofErr w:type="spellStart"/>
+      <w:r>
+        <w:t>SignUpModel</w:t>
+      </w:r>
+      <w:proofErr w:type="spellEnd"/>
+      <w:r>
+        <w:t>).</w:t>
       </w:r>
     </w:p>
     <w:p>
@@ -1524,8 +2085,13 @@
           <w:numId w:val="2"/>
         </w:numPr>
       </w:pPr>
-      <w:r>
-        <w:t xml:space="preserve">HelperStructures: </w:t>
+      <w:proofErr w:type="spellStart"/>
+      <w:r>
+        <w:t>HelperStructures</w:t>
+      </w:r>
+      <w:proofErr w:type="spellEnd"/>
+      <w:r>
+        <w:t xml:space="preserve">: </w:t>
       </w:r>
     </w:p>
     <w:p>
@@ -1597,7 +2163,31 @@
         <w:spacing w:after="240"/>
       </w:pPr>
       <w:r>
-        <w:t>Views (/Views) This directory contains the graphical user interface components (.cshtml files). The folders inside indicate the kind of operation being performed and map directly to the controllers (/Views/Account folder handles SignIn.cshtml and SignUp.cshtml).</w:t>
+        <w:t>Views (/Views) This directory contains the graphical user interface components (.</w:t>
+      </w:r>
+      <w:proofErr w:type="spellStart"/>
+      <w:r>
+        <w:t>cshtml</w:t>
+      </w:r>
+      <w:proofErr w:type="spellEnd"/>
+      <w:r>
+        <w:t xml:space="preserve"> files). The folders inside indicate the kind of operation being performed and map directly to the controllers (/Views/Account folder handles </w:t>
+      </w:r>
+      <w:proofErr w:type="spellStart"/>
+      <w:r>
+        <w:t>SignIn.cshtml</w:t>
+      </w:r>
+      <w:proofErr w:type="spellEnd"/>
+      <w:r>
+        <w:t xml:space="preserve"> and </w:t>
+      </w:r>
+      <w:proofErr w:type="spellStart"/>
+      <w:r>
+        <w:t>SignUp.cshtml</w:t>
+      </w:r>
+      <w:proofErr w:type="spellEnd"/>
+      <w:r>
+        <w:t>).</w:t>
       </w:r>
     </w:p>
     <w:p>
@@ -3834,6 +4424,37 @@
       <w:spacing w:val="5"/>
     </w:rPr>
   </w:style>
+  <w:style w:type="paragraph" w:styleId="HTMLPreformatted">
+    <w:name w:val="HTML Preformatted"/>
+    <w:basedOn w:val="Normal"/>
+    <w:link w:val="HTMLPreformattedChar"/>
+    <w:uiPriority w:val="99"/>
+    <w:semiHidden/>
+    <w:unhideWhenUsed/>
+    <w:rsid w:val="00AE113D"/>
+    <w:pPr>
+      <w:spacing w:line="240" w:lineRule="auto"/>
+    </w:pPr>
+    <w:rPr>
+      <w:rFonts w:ascii="Consolas" w:hAnsi="Consolas"/>
+      <w:sz w:val="20"/>
+      <w:szCs w:val="20"/>
+    </w:rPr>
+  </w:style>
+  <w:style w:type="character" w:customStyle="1" w:styleId="HTMLPreformattedChar">
+    <w:name w:val="HTML Preformatted Char"/>
+    <w:basedOn w:val="DefaultParagraphFont"/>
+    <w:link w:val="HTMLPreformatted"/>
+    <w:uiPriority w:val="99"/>
+    <w:semiHidden/>
+    <w:rsid w:val="00AE113D"/>
+    <w:rPr>
+      <w:rFonts w:ascii="Consolas" w:eastAsia="Arial" w:hAnsi="Consolas" w:cs="Arial"/>
+      <w:sz w:val="20"/>
+      <w:szCs w:val="20"/>
+      <w:lang w:val="en"/>
+    </w:rPr>
+  </w:style>
 </w:styles>
 </file>
 

--- a/SD2.docx
+++ b/SD2.docx
@@ -159,7 +159,15 @@
         </w:numPr>
       </w:pPr>
       <w:r>
-        <w:t>The system must allow authenticated Doctors to schedule new checkups with Patients.</w:t>
+        <w:t xml:space="preserve">The system must allow authenticated Doctors to schedule new checkups with </w:t>
+      </w:r>
+      <w:proofErr w:type="gramStart"/>
+      <w:r>
+        <w:t>Patients</w:t>
+      </w:r>
+      <w:proofErr w:type="gramEnd"/>
+      <w:r>
+        <w:t>.</w:t>
       </w:r>
     </w:p>
     <w:p>
@@ -194,7 +202,11 @@
         <w:spacing w:after="240"/>
       </w:pPr>
       <w:r>
-        <w:t>The system must allow all authenticated roles to download the list of doctor checkups that concerns them. The format can be chosen as .</w:t>
+        <w:t xml:space="preserve">The system must allow all authenticated roles to download the list of doctor checkups that concerns them. The format can be chosen </w:t>
+      </w:r>
+      <w:proofErr w:type="gramStart"/>
+      <w:r>
+        <w:t>as .</w:t>
       </w:r>
       <w:proofErr w:type="spellStart"/>
       <w:r>
@@ -210,7 +222,11 @@
       </w:r>
       <w:proofErr w:type="spellEnd"/>
       <w:r>
-        <w:t xml:space="preserve">, .Xml. The users must </w:t>
+        <w:t>, .Xml</w:t>
+      </w:r>
+      <w:proofErr w:type="gramEnd"/>
+      <w:r>
+        <w:t xml:space="preserve">. The users must </w:t>
       </w:r>
       <w:proofErr w:type="spellStart"/>
       <w:r>
@@ -230,7 +246,19 @@
         <w:spacing w:after="240"/>
       </w:pPr>
       <w:r>
-        <w:t>The system must allow admins to download the information of all accounts. . The format can be chosen as .</w:t>
+        <w:t>The system must allow admins to download the information of all accounts</w:t>
+      </w:r>
+      <w:proofErr w:type="gramStart"/>
+      <w:r>
+        <w:t>. .</w:t>
+      </w:r>
+      <w:proofErr w:type="gramEnd"/>
+      <w:r>
+        <w:t xml:space="preserve"> The format can be chosen </w:t>
+      </w:r>
+      <w:proofErr w:type="gramStart"/>
+      <w:r>
+        <w:t>as .</w:t>
       </w:r>
       <w:proofErr w:type="spellStart"/>
       <w:r>
@@ -246,7 +274,11 @@
       </w:r>
       <w:proofErr w:type="spellEnd"/>
       <w:r>
-        <w:t xml:space="preserve">, .Xml. The admin must </w:t>
+        <w:t>, .Xml</w:t>
+      </w:r>
+      <w:proofErr w:type="gramEnd"/>
+      <w:r>
+        <w:t xml:space="preserve">. The admin must </w:t>
       </w:r>
       <w:proofErr w:type="spellStart"/>
       <w:r>
@@ -527,9 +559,17 @@
         <w:rPr>
           <w:lang w:val="en-US"/>
         </w:rPr>
-        <w:t xml:space="preserve"> and entity(</w:t>
-      </w:r>
-      <w:proofErr w:type="spellStart"/>
+        <w:t xml:space="preserve"> and </w:t>
+      </w:r>
+      <w:proofErr w:type="gramStart"/>
+      <w:r>
+        <w:rPr>
+          <w:lang w:val="en-US"/>
+        </w:rPr>
+        <w:t>entity(</w:t>
+      </w:r>
+      <w:proofErr w:type="spellStart"/>
+      <w:proofErr w:type="gramEnd"/>
       <w:r>
         <w:rPr>
           <w:lang w:val="en-US"/>
@@ -550,6 +590,7 @@
         <w:t xml:space="preserve">, combining the formatted </w:t>
       </w:r>
       <w:proofErr w:type="spellStart"/>
+      <w:proofErr w:type="gramStart"/>
       <w:r>
         <w:rPr>
           <w:lang w:val="en-US"/>
@@ -564,6 +605,7 @@
         <w:t>(</w:t>
       </w:r>
       <w:proofErr w:type="spellStart"/>
+      <w:proofErr w:type="gramEnd"/>
       <w:r>
         <w:rPr>
           <w:lang w:val="en-US"/>
@@ -581,9 +623,17 @@
         <w:rPr>
           <w:lang w:val="en-US"/>
         </w:rPr>
-        <w:t xml:space="preserve"> and generating bytes(</w:t>
-      </w:r>
-      <w:proofErr w:type="spellStart"/>
+        <w:t xml:space="preserve"> and generating </w:t>
+      </w:r>
+      <w:proofErr w:type="gramStart"/>
+      <w:r>
+        <w:rPr>
+          <w:lang w:val="en-US"/>
+        </w:rPr>
+        <w:t>bytes(</w:t>
+      </w:r>
+      <w:proofErr w:type="spellStart"/>
+      <w:proofErr w:type="gramEnd"/>
       <w:r>
         <w:rPr>
           <w:lang w:val="en-US"/>
@@ -602,6 +652,140 @@
           <w:lang w:val="en-US"/>
         </w:rPr>
         <w:t>.</w:t>
+      </w:r>
+    </w:p>
+    <w:p>
+      <w:pPr>
+        <w:numPr>
+          <w:ilvl w:val="0"/>
+          <w:numId w:val="4"/>
+        </w:numPr>
+        <w:spacing w:after="240"/>
+        <w:rPr>
+          <w:lang w:val="en-US"/>
+        </w:rPr>
+      </w:pPr>
+      <w:r>
+        <w:rPr>
+          <w:lang w:val="en-US"/>
+        </w:rPr>
+        <w:t>Internationalization</w:t>
+      </w:r>
+      <w:r>
+        <w:rPr>
+          <w:lang w:val="en-US"/>
+        </w:rPr>
+        <w:t xml:space="preserve">: </w:t>
+      </w:r>
+      <w:r>
+        <w:rPr>
+          <w:lang w:val="en-US"/>
+        </w:rPr>
+        <w:t>Provide a multi-language user interface (at least two languages). The system should allow</w:t>
+      </w:r>
+      <w:r>
+        <w:rPr>
+          <w:lang w:val="en-US"/>
+        </w:rPr>
+        <w:t xml:space="preserve"> </w:t>
+      </w:r>
+      <w:r>
+        <w:rPr>
+          <w:lang w:val="en-US"/>
+        </w:rPr>
+        <w:t>switching languages dynamically.</w:t>
+      </w:r>
+    </w:p>
+    <w:p>
+      <w:pPr>
+        <w:numPr>
+          <w:ilvl w:val="0"/>
+          <w:numId w:val="4"/>
+        </w:numPr>
+        <w:spacing w:after="240"/>
+        <w:rPr>
+          <w:lang w:val="en-US"/>
+        </w:rPr>
+      </w:pPr>
+      <w:r>
+        <w:rPr>
+          <w:lang w:val="en-US"/>
+        </w:rPr>
+        <w:t>Real-time chat functionality</w:t>
+      </w:r>
+      <w:r>
+        <w:rPr>
+          <w:lang w:val="en-US"/>
+        </w:rPr>
+        <w:t>:</w:t>
+      </w:r>
+      <w:r>
+        <w:rPr>
+          <w:lang w:val="en-US"/>
+        </w:rPr>
+        <w:t xml:space="preserve"> </w:t>
+      </w:r>
+      <w:r>
+        <w:rPr>
+          <w:lang w:val="en-US"/>
+        </w:rPr>
+        <w:t xml:space="preserve">Implement a simple real-time chat system using </w:t>
+      </w:r>
+      <w:proofErr w:type="spellStart"/>
+      <w:r>
+        <w:rPr>
+          <w:lang w:val="en-US"/>
+        </w:rPr>
+        <w:t>WebSockets</w:t>
+      </w:r>
+      <w:proofErr w:type="spellEnd"/>
+      <w:r>
+        <w:rPr>
+          <w:lang w:val="en-US"/>
+        </w:rPr>
+        <w:t xml:space="preserve"> or a similar bidirectional</w:t>
+      </w:r>
+      <w:r>
+        <w:rPr>
+          <w:lang w:val="en-US"/>
+        </w:rPr>
+        <w:t xml:space="preserve"> </w:t>
+      </w:r>
+      <w:r>
+        <w:rPr>
+          <w:lang w:val="en-US"/>
+        </w:rPr>
+        <w:t>communication technology.</w:t>
+      </w:r>
+    </w:p>
+    <w:p>
+      <w:pPr>
+        <w:numPr>
+          <w:ilvl w:val="0"/>
+          <w:numId w:val="4"/>
+        </w:numPr>
+        <w:spacing w:after="240"/>
+        <w:rPr>
+          <w:lang w:val="en-US"/>
+        </w:rPr>
+      </w:pPr>
+      <w:r>
+        <w:rPr>
+          <w:lang w:val="en-US"/>
+        </w:rPr>
+        <w:t>Graceful error handling</w:t>
+      </w:r>
+      <w:r>
+        <w:rPr>
+          <w:lang w:val="en-US"/>
+        </w:rPr>
+        <w:t xml:space="preserve">: </w:t>
+      </w:r>
+      <w:r>
+        <w:rPr>
+          <w:lang w:val="en-US"/>
+        </w:rPr>
+        <w:t>The application should handle errors in a controlled and user-friendly manner.</w:t>
       </w:r>
     </w:p>
     <w:p>
@@ -774,6 +958,7 @@
         <w:t xml:space="preserve">Communication: Zero outgoing </w:t>
       </w:r>
       <w:proofErr w:type="spellStart"/>
+      <w:proofErr w:type="gramStart"/>
       <w:r>
         <w:rPr>
           <w:rFonts w:eastAsiaTheme="majorEastAsia" w:cstheme="majorBidi"/>
@@ -799,6 +984,7 @@
         <w:t>It</w:t>
       </w:r>
       <w:proofErr w:type="spellEnd"/>
+      <w:proofErr w:type="gramEnd"/>
       <w:r>
         <w:rPr>
           <w:rFonts w:eastAsiaTheme="majorEastAsia" w:cstheme="majorBidi"/>
@@ -1468,6 +1654,308 @@
     <w:p>
       <w:pPr>
         <w:spacing w:before="240" w:after="240"/>
+        <w:rPr>
+          <w:rFonts w:eastAsiaTheme="majorEastAsia" w:cstheme="majorBidi"/>
+          <w:color w:val="000000"/>
+          <w:lang w:val="en-US"/>
+        </w:rPr>
+      </w:pPr>
+      <w:r>
+        <w:rPr>
+          <w:rFonts w:eastAsiaTheme="majorEastAsia" w:cstheme="majorBidi"/>
+          <w:color w:val="000000"/>
+          <w:lang w:val="en-US"/>
+        </w:rPr>
+        <w:t>4. Chat Service</w:t>
+      </w:r>
+    </w:p>
+    <w:p>
+      <w:pPr>
+        <w:numPr>
+          <w:ilvl w:val="0"/>
+          <w:numId w:val="10"/>
+        </w:numPr>
+        <w:spacing w:before="240" w:after="240"/>
+        <w:rPr>
+          <w:rFonts w:eastAsiaTheme="majorEastAsia" w:cstheme="majorBidi"/>
+          <w:color w:val="000000"/>
+          <w:lang w:val="en-US"/>
+        </w:rPr>
+      </w:pPr>
+      <w:r>
+        <w:rPr>
+          <w:rFonts w:eastAsiaTheme="majorEastAsia" w:cstheme="majorBidi"/>
+          <w:color w:val="000000"/>
+          <w:lang w:val="en-US"/>
+        </w:rPr>
+        <w:t>Purpose</w:t>
+      </w:r>
+      <w:r>
+        <w:rPr>
+          <w:rFonts w:eastAsiaTheme="majorEastAsia" w:cstheme="majorBidi"/>
+          <w:color w:val="000000"/>
+          <w:lang w:val="en-US"/>
+        </w:rPr>
+        <w:t>: Records messages between 2 users</w:t>
+      </w:r>
+    </w:p>
+    <w:p>
+      <w:pPr>
+        <w:numPr>
+          <w:ilvl w:val="0"/>
+          <w:numId w:val="10"/>
+        </w:numPr>
+        <w:spacing w:before="240" w:after="240"/>
+        <w:rPr>
+          <w:rFonts w:eastAsiaTheme="majorEastAsia" w:cstheme="majorBidi"/>
+          <w:color w:val="000000"/>
+          <w:lang w:val="en-US"/>
+        </w:rPr>
+      </w:pPr>
+      <w:r>
+        <w:rPr>
+          <w:rFonts w:eastAsiaTheme="majorEastAsia" w:cstheme="majorBidi"/>
+          <w:color w:val="000000"/>
+          <w:lang w:val="en-US"/>
+        </w:rPr>
+        <w:t xml:space="preserve">Communication: Depends on Account Service. To display a </w:t>
+      </w:r>
+      <w:r>
+        <w:rPr>
+          <w:rFonts w:eastAsiaTheme="majorEastAsia" w:cstheme="majorBidi"/>
+          <w:color w:val="000000"/>
+          <w:lang w:val="en-US"/>
+        </w:rPr>
+        <w:t>list of all accounts that have a conversation with the user.</w:t>
+      </w:r>
+    </w:p>
+    <w:p>
+      <w:pPr>
+        <w:numPr>
+          <w:ilvl w:val="0"/>
+          <w:numId w:val="10"/>
+        </w:numPr>
+        <w:spacing w:before="240" w:after="240"/>
+        <w:rPr>
+          <w:rFonts w:eastAsiaTheme="majorEastAsia" w:cstheme="majorBidi"/>
+          <w:color w:val="000000"/>
+          <w:lang w:val="en-US"/>
+        </w:rPr>
+      </w:pPr>
+      <w:r>
+        <w:rPr>
+          <w:rFonts w:eastAsiaTheme="majorEastAsia" w:cstheme="majorBidi"/>
+          <w:color w:val="000000"/>
+          <w:lang w:val="en-US"/>
+        </w:rPr>
+        <w:t>Database Attributes:</w:t>
+      </w:r>
+    </w:p>
+    <w:p>
+      <w:pPr>
+        <w:numPr>
+          <w:ilvl w:val="1"/>
+          <w:numId w:val="10"/>
+        </w:numPr>
+        <w:spacing w:before="240" w:after="240"/>
+        <w:rPr>
+          <w:rFonts w:eastAsiaTheme="majorEastAsia" w:cstheme="majorBidi"/>
+          <w:color w:val="000000"/>
+          <w:lang w:val="en-US"/>
+        </w:rPr>
+      </w:pPr>
+      <w:r>
+        <w:rPr>
+          <w:rFonts w:eastAsiaTheme="majorEastAsia" w:cstheme="majorBidi"/>
+          <w:color w:val="000000"/>
+          <w:lang w:val="en-US"/>
+        </w:rPr>
+        <w:t>Id: Primary Key.</w:t>
+      </w:r>
+    </w:p>
+    <w:p>
+      <w:pPr>
+        <w:numPr>
+          <w:ilvl w:val="1"/>
+          <w:numId w:val="10"/>
+        </w:numPr>
+        <w:spacing w:before="240" w:after="240"/>
+        <w:rPr>
+          <w:rFonts w:eastAsiaTheme="majorEastAsia" w:cstheme="majorBidi"/>
+          <w:color w:val="000000"/>
+          <w:lang w:val="en-US"/>
+        </w:rPr>
+      </w:pPr>
+      <w:proofErr w:type="spellStart"/>
+      <w:r>
+        <w:rPr>
+          <w:rFonts w:eastAsiaTheme="majorEastAsia" w:cstheme="majorBidi"/>
+          <w:color w:val="000000"/>
+          <w:lang w:val="en-US"/>
+        </w:rPr>
+        <w:t>SenderId</w:t>
+      </w:r>
+      <w:proofErr w:type="spellEnd"/>
+      <w:r>
+        <w:rPr>
+          <w:rFonts w:eastAsiaTheme="majorEastAsia" w:cstheme="majorBidi"/>
+          <w:color w:val="000000"/>
+          <w:lang w:val="en-US"/>
+        </w:rPr>
+        <w:t xml:space="preserve">: Foreign Key (Maps to an </w:t>
+      </w:r>
+      <w:proofErr w:type="spellStart"/>
+      <w:r>
+        <w:rPr>
+          <w:rFonts w:eastAsiaTheme="majorEastAsia" w:cstheme="majorBidi"/>
+          <w:color w:val="000000"/>
+          <w:lang w:val="en-US"/>
+        </w:rPr>
+        <w:t>AccountId</w:t>
+      </w:r>
+      <w:proofErr w:type="spellEnd"/>
+      <w:r>
+        <w:rPr>
+          <w:rFonts w:eastAsiaTheme="majorEastAsia" w:cstheme="majorBidi"/>
+          <w:color w:val="000000"/>
+          <w:lang w:val="en-US"/>
+        </w:rPr>
+        <w:t>).</w:t>
+      </w:r>
+    </w:p>
+    <w:p>
+      <w:pPr>
+        <w:numPr>
+          <w:ilvl w:val="1"/>
+          <w:numId w:val="10"/>
+        </w:numPr>
+        <w:spacing w:before="240" w:after="240"/>
+        <w:rPr>
+          <w:rFonts w:eastAsiaTheme="majorEastAsia" w:cstheme="majorBidi"/>
+          <w:color w:val="000000"/>
+          <w:lang w:val="en-US"/>
+        </w:rPr>
+      </w:pPr>
+      <w:proofErr w:type="spellStart"/>
+      <w:r>
+        <w:rPr>
+          <w:rFonts w:eastAsiaTheme="majorEastAsia" w:cstheme="majorBidi"/>
+          <w:color w:val="000000"/>
+          <w:lang w:val="en-US"/>
+        </w:rPr>
+        <w:t>ReceiverId</w:t>
+      </w:r>
+      <w:proofErr w:type="spellEnd"/>
+      <w:r>
+        <w:rPr>
+          <w:rFonts w:eastAsiaTheme="majorEastAsia" w:cstheme="majorBidi"/>
+          <w:color w:val="000000"/>
+          <w:lang w:val="en-US"/>
+        </w:rPr>
+        <w:t xml:space="preserve">: Foreign Key (Maps to an </w:t>
+      </w:r>
+      <w:proofErr w:type="spellStart"/>
+      <w:r>
+        <w:rPr>
+          <w:rFonts w:eastAsiaTheme="majorEastAsia" w:cstheme="majorBidi"/>
+          <w:color w:val="000000"/>
+          <w:lang w:val="en-US"/>
+        </w:rPr>
+        <w:t>AccountId</w:t>
+      </w:r>
+      <w:proofErr w:type="spellEnd"/>
+      <w:r>
+        <w:rPr>
+          <w:rFonts w:eastAsiaTheme="majorEastAsia" w:cstheme="majorBidi"/>
+          <w:color w:val="000000"/>
+          <w:lang w:val="en-US"/>
+        </w:rPr>
+        <w:t>).</w:t>
+      </w:r>
+    </w:p>
+    <w:p>
+      <w:pPr>
+        <w:numPr>
+          <w:ilvl w:val="1"/>
+          <w:numId w:val="10"/>
+        </w:numPr>
+        <w:spacing w:before="240" w:after="240"/>
+        <w:rPr>
+          <w:rFonts w:eastAsiaTheme="majorEastAsia" w:cstheme="majorBidi"/>
+          <w:color w:val="000000"/>
+          <w:lang w:val="en-US"/>
+        </w:rPr>
+      </w:pPr>
+      <w:r>
+        <w:rPr>
+          <w:rFonts w:eastAsiaTheme="majorEastAsia" w:cstheme="majorBidi"/>
+          <w:color w:val="000000"/>
+          <w:lang w:val="en-US"/>
+        </w:rPr>
+        <w:t xml:space="preserve">Date: </w:t>
+      </w:r>
+      <w:proofErr w:type="spellStart"/>
+      <w:r>
+        <w:rPr>
+          <w:rFonts w:eastAsiaTheme="majorEastAsia" w:cstheme="majorBidi"/>
+          <w:color w:val="000000"/>
+          <w:lang w:val="en-US"/>
+        </w:rPr>
+        <w:t>DateTime</w:t>
+      </w:r>
+      <w:proofErr w:type="spellEnd"/>
+      <w:r>
+        <w:rPr>
+          <w:rFonts w:eastAsiaTheme="majorEastAsia" w:cstheme="majorBidi"/>
+          <w:color w:val="000000"/>
+          <w:lang w:val="en-US"/>
+        </w:rPr>
+        <w:t>.</w:t>
+      </w:r>
+    </w:p>
+    <w:p>
+      <w:pPr>
+        <w:numPr>
+          <w:ilvl w:val="1"/>
+          <w:numId w:val="10"/>
+        </w:numPr>
+        <w:spacing w:before="240" w:after="240"/>
+        <w:rPr>
+          <w:rFonts w:eastAsiaTheme="majorEastAsia" w:cstheme="majorBidi"/>
+          <w:color w:val="000000"/>
+          <w:lang w:val="en-US"/>
+        </w:rPr>
+      </w:pPr>
+      <w:r>
+        <w:rPr>
+          <w:rFonts w:eastAsiaTheme="majorEastAsia" w:cstheme="majorBidi"/>
+          <w:color w:val="000000"/>
+          <w:lang w:val="en-US"/>
+        </w:rPr>
+        <w:t>Content</w:t>
+      </w:r>
+      <w:r>
+        <w:rPr>
+          <w:rFonts w:eastAsiaTheme="majorEastAsia" w:cstheme="majorBidi"/>
+          <w:color w:val="000000"/>
+          <w:lang w:val="en-US"/>
+        </w:rPr>
+        <w:t>: String.</w:t>
+      </w:r>
+    </w:p>
+    <w:p>
+      <w:pPr>
+        <w:spacing w:before="240" w:after="240"/>
+        <w:rPr>
+          <w:rFonts w:eastAsiaTheme="majorEastAsia" w:cstheme="majorBidi"/>
+          <w:color w:val="000000"/>
+          <w:lang w:val="en-US"/>
+        </w:rPr>
+      </w:pPr>
+    </w:p>
+    <w:p>
+      <w:pPr>
+        <w:spacing w:before="240" w:after="240"/>
       </w:pPr>
       <w:r>
         <w:t>3.3 Sequence diagram:</w:t>
@@ -1489,7 +1977,6 @@
         <w:rPr>
           <w:noProof/>
         </w:rPr>
-        <w:lastRenderedPageBreak/>
         <w:drawing>
           <wp:inline distT="114300" distB="114300" distL="114300" distR="114300" wp14:anchorId="088F0457" wp14:editId="71A62BFC">
             <wp:extent cx="5943600" cy="4584700"/>
@@ -1529,6 +2016,57 @@
     </w:p>
     <w:p>
       <w:pPr>
+        <w:spacing w:before="240" w:after="240"/>
+      </w:pPr>
+      <w:r>
+        <w:t xml:space="preserve">Sequence Diagram of the New Massage function: </w:t>
+      </w:r>
+    </w:p>
+    <w:p>
+      <w:pPr>
+        <w:spacing w:before="240" w:after="240"/>
+      </w:pPr>
+      <w:r>
+        <w:lastRenderedPageBreak/>
+        <w:drawing>
+          <wp:inline distT="0" distB="0" distL="0" distR="0" wp14:anchorId="6F673C33" wp14:editId="35D4FC90">
+            <wp:extent cx="5943600" cy="3167380"/>
+            <wp:effectExtent l="0" t="0" r="0" b="0"/>
+            <wp:docPr id="413364622" name="Picture 1"/>
+            <wp:cNvGraphicFramePr>
+              <a:graphicFrameLocks xmlns:a="http://schemas.openxmlformats.org/drawingml/2006/main" noChangeAspect="1"/>
+            </wp:cNvGraphicFramePr>
+            <a:graphic xmlns:a="http://schemas.openxmlformats.org/drawingml/2006/main">
+              <a:graphicData uri="http://schemas.openxmlformats.org/drawingml/2006/picture">
+                <pic:pic xmlns:pic="http://schemas.openxmlformats.org/drawingml/2006/picture">
+                  <pic:nvPicPr>
+                    <pic:cNvPr id="413364622" name=""/>
+                    <pic:cNvPicPr/>
+                  </pic:nvPicPr>
+                  <pic:blipFill>
+                    <a:blip r:embed="rId8"/>
+                    <a:stretch>
+                      <a:fillRect/>
+                    </a:stretch>
+                  </pic:blipFill>
+                  <pic:spPr>
+                    <a:xfrm>
+                      <a:off x="0" y="0"/>
+                      <a:ext cx="5943600" cy="3167380"/>
+                    </a:xfrm>
+                    <a:prstGeom prst="rect">
+                      <a:avLst/>
+                    </a:prstGeom>
+                  </pic:spPr>
+                </pic:pic>
+              </a:graphicData>
+            </a:graphic>
+          </wp:inline>
+        </w:drawing>
+      </w:r>
+    </w:p>
+    <w:p>
+      <w:pPr>
         <w:pStyle w:val="Heading4"/>
         <w:keepNext w:val="0"/>
         <w:keepLines w:val="0"/>
@@ -1556,7 +2094,6 @@
         <w:rPr>
           <w:noProof/>
         </w:rPr>
-        <w:lastRenderedPageBreak/>
         <w:drawing>
           <wp:inline distT="114300" distB="114300" distL="114300" distR="114300" wp14:anchorId="0EF24D19" wp14:editId="008476F3">
             <wp:extent cx="5943600" cy="3594100"/>
@@ -1571,7 +2108,7 @@
                     <pic:cNvPicPr preferRelativeResize="0"/>
                   </pic:nvPicPr>
                   <pic:blipFill>
-                    <a:blip r:embed="rId8"/>
+                    <a:blip r:embed="rId9"/>
                     <a:srcRect/>
                     <a:stretch>
                       <a:fillRect/>
@@ -1620,18 +2157,18 @@
     <w:p/>
     <w:p>
       <w:r>
+        <w:t>Diagram for Controller, Service, Repository setup for CRUD operations on Doctor Checkups.</w:t>
+      </w:r>
+      <w:r>
+        <w:t xml:space="preserve"> Events on Operations, Export Strategies and singleton DB connection</w:t>
+      </w:r>
+    </w:p>
+    <w:p>
+      <w:r>
+        <w:rPr>
+          <w:noProof/>
+        </w:rPr>
         <w:lastRenderedPageBreak/>
-        <w:t>Diagram for Controller, Service, Repository setup for CRUD operations on Doctor Checkups.</w:t>
-      </w:r>
-      <w:r>
-        <w:t xml:space="preserve"> Events on Operations, Export Strategies and singleton DB connection</w:t>
-      </w:r>
-    </w:p>
-    <w:p>
-      <w:r>
-        <w:rPr>
-          <w:noProof/>
-        </w:rPr>
         <w:drawing>
           <wp:inline distT="0" distB="0" distL="0" distR="0" wp14:anchorId="6FBC7245" wp14:editId="75875EB8">
             <wp:extent cx="5934075" cy="4400550"/>
@@ -1650,7 +2187,7 @@
                     </pic:cNvPicPr>
                   </pic:nvPicPr>
                   <pic:blipFill>
-                    <a:blip r:embed="rId9" cstate="print">
+                    <a:blip r:embed="rId10" cstate="print">
                       <a:extLst>
                         <a:ext uri="{28A0092B-C50C-407E-A947-70E740481C1C}">
                           <a14:useLocalDpi xmlns:a14="http://schemas.microsoft.com/office/drawing/2010/main" val="0"/>
@@ -1721,7 +2258,15 @@
         </w:numPr>
       </w:pPr>
       <w:r>
-        <w:t>Framework: .NET The .NET framework is used to build the application's backend. provides built-in tools for creating web APIs</w:t>
+        <w:t xml:space="preserve">Framework: .NET </w:t>
+      </w:r>
+      <w:proofErr w:type="gramStart"/>
+      <w:r>
+        <w:t>The</w:t>
+      </w:r>
+      <w:proofErr w:type="gramEnd"/>
+      <w:r>
+        <w:t xml:space="preserve"> .NET framework is used to build the application's backend. provides built-in tools for creating web APIs</w:t>
       </w:r>
     </w:p>
     <w:p>
@@ -1747,7 +2292,15 @@
         <w:t xml:space="preserve">Communication Protocols &amp; Architecture: HTTPS and REST. The communication between the </w:t>
       </w:r>
       <w:r>
-        <w:t>frontend and the backend(Controller) of the main project.</w:t>
+        <w:t xml:space="preserve">frontend and the </w:t>
+      </w:r>
+      <w:proofErr w:type="gramStart"/>
+      <w:r>
+        <w:t>backend(</w:t>
+      </w:r>
+      <w:proofErr w:type="gramEnd"/>
+      <w:r>
+        <w:t>Controller) of the main project.</w:t>
       </w:r>
     </w:p>
     <w:p>
@@ -1765,6 +2318,45 @@
       <w:proofErr w:type="spellEnd"/>
       <w:r>
         <w:t>. The communication between services and main project and 2 services.</w:t>
+      </w:r>
+    </w:p>
+    <w:p>
+      <w:pPr>
+        <w:numPr>
+          <w:ilvl w:val="0"/>
+          <w:numId w:val="6"/>
+        </w:numPr>
+        <w:spacing w:after="240"/>
+      </w:pPr>
+      <w:proofErr w:type="spellStart"/>
+      <w:r>
+        <w:t>WebSockets</w:t>
+      </w:r>
+      <w:proofErr w:type="spellEnd"/>
+      <w:r>
+        <w:t xml:space="preserve"> </w:t>
+      </w:r>
+      <w:r>
+        <w:t>and</w:t>
+      </w:r>
+      <w:r>
+        <w:t xml:space="preserve"> </w:t>
+      </w:r>
+      <w:proofErr w:type="spellStart"/>
+      <w:r>
+        <w:t>SignalR</w:t>
+      </w:r>
+      <w:proofErr w:type="spellEnd"/>
+      <w:r>
+        <w:t xml:space="preserve">: Utilized for the real-time bidirectional messaging engine. </w:t>
+      </w:r>
+      <w:proofErr w:type="spellStart"/>
+      <w:r>
+        <w:t>SignalR</w:t>
+      </w:r>
+      <w:proofErr w:type="spellEnd"/>
+      <w:r>
+        <w:t xml:space="preserve"> abstracts persistent connection state management and assigns users to unique backend communication groups based on their Account IDs.</w:t>
       </w:r>
     </w:p>
     <w:p>
@@ -1809,6 +2401,7 @@
         <w:spacing w:before="240" w:after="240"/>
       </w:pPr>
       <w:r>
+        <w:lastRenderedPageBreak/>
         <w:t>The project is divided into the following primary layers and directories:</w:t>
       </w:r>
     </w:p>
@@ -1821,7 +2414,6 @@
         <w:spacing w:before="240"/>
       </w:pPr>
       <w:r>
-        <w:lastRenderedPageBreak/>
         <w:t>Controllers (/Controllers) This layer handles incoming HTTP requests and user interactions. The controllers communicate with the</w:t>
       </w:r>
       <w:r>
@@ -1980,7 +2572,15 @@
       </w:r>
       <w:proofErr w:type="spellEnd"/>
       <w:r>
-        <w:t xml:space="preserve"> commands are intercepted, processed and the reply given(or an </w:t>
+        <w:t xml:space="preserve"> commands are intercepted, processed and the reply </w:t>
+      </w:r>
+      <w:proofErr w:type="gramStart"/>
+      <w:r>
+        <w:t>given(</w:t>
+      </w:r>
+      <w:proofErr w:type="gramEnd"/>
+      <w:r>
+        <w:t xml:space="preserve">or an </w:t>
       </w:r>
       <w:proofErr w:type="spellStart"/>
       <w:r>
@@ -2163,13 +2763,18 @@
         <w:spacing w:after="240"/>
       </w:pPr>
       <w:r>
-        <w:t>Views (/Views) This directory contains the graphical user interface components (.</w:t>
+        <w:t xml:space="preserve">Views (/Views) This directory contains the graphical user interface components </w:t>
+      </w:r>
+      <w:proofErr w:type="gramStart"/>
+      <w:r>
+        <w:t>(.</w:t>
       </w:r>
       <w:proofErr w:type="spellStart"/>
       <w:r>
         <w:t>cshtml</w:t>
       </w:r>
       <w:proofErr w:type="spellEnd"/>
+      <w:proofErr w:type="gramEnd"/>
       <w:r>
         <w:t xml:space="preserve"> files). The folders inside indicate the kind of operation being performed and map directly to the controllers (/Views/Account folder handles </w:t>
       </w:r>
